--- a/Project Documentation/User Manual.docx
+++ b/Project Documentation/User Manual.docx
@@ -4,7 +4,7 @@
   <w:body>
     <w:p>
       <w:pPr>
-        <w:spacing w:before="100" w:beforeAutospacing="1" w:after="100" w:afterAutospacing="1" w:line="240" w:lineRule="auto"/>
+        <w:spacing w:before="100" w:beforeAutospacing="1" w:after="100" w:afterAutospacing="1" w:line="360" w:lineRule="auto"/>
         <w:outlineLvl w:val="0"/>
         <w:rPr>
           <w:rFonts w:ascii="Times New Roman" w:eastAsia="Times New Roman" w:hAnsi="Times New Roman" w:cs="Times New Roman"/>
@@ -42,7 +42,7 @@
     </w:p>
     <w:p>
       <w:pPr>
-        <w:spacing w:before="100" w:beforeAutospacing="1" w:after="100" w:afterAutospacing="1" w:line="240" w:lineRule="auto"/>
+        <w:spacing w:before="100" w:beforeAutospacing="1" w:after="100" w:afterAutospacing="1" w:line="360" w:lineRule="auto"/>
         <w:outlineLvl w:val="0"/>
         <w:rPr>
           <w:rFonts w:ascii="Times New Roman" w:eastAsia="Times New Roman" w:hAnsi="Times New Roman" w:cs="Times New Roman"/>
@@ -53,12 +53,10 @@
           <w:szCs w:val="48"/>
         </w:rPr>
       </w:pPr>
-      <w:bookmarkStart w:id="0" w:name="_GoBack"/>
-      <w:bookmarkEnd w:id="0"/>
-    </w:p>
-    <w:p>
-      <w:pPr>
-        <w:spacing w:before="100" w:beforeAutospacing="1" w:after="100" w:afterAutospacing="1" w:line="240" w:lineRule="auto"/>
+    </w:p>
+    <w:p>
+      <w:pPr>
+        <w:spacing w:before="100" w:beforeAutospacing="1" w:after="100" w:afterAutospacing="1" w:line="360" w:lineRule="auto"/>
         <w:outlineLvl w:val="0"/>
         <w:rPr>
           <w:rFonts w:ascii="Times New Roman" w:eastAsia="Times New Roman" w:hAnsi="Times New Roman" w:cs="Times New Roman"/>
@@ -83,7 +81,7 @@
     </w:p>
     <w:p>
       <w:pPr>
-        <w:spacing w:before="100" w:beforeAutospacing="1" w:after="100" w:afterAutospacing="1" w:line="240" w:lineRule="auto"/>
+        <w:spacing w:before="100" w:beforeAutospacing="1" w:after="100" w:afterAutospacing="1" w:line="360" w:lineRule="auto"/>
         <w:jc w:val="both"/>
         <w:outlineLvl w:val="1"/>
         <w:rPr>
@@ -107,7 +105,7 @@
     </w:p>
     <w:p>
       <w:pPr>
-        <w:spacing w:before="100" w:beforeAutospacing="1" w:after="100" w:afterAutospacing="1" w:line="240" w:lineRule="auto"/>
+        <w:spacing w:before="100" w:beforeAutospacing="1" w:after="100" w:afterAutospacing="1" w:line="360" w:lineRule="auto"/>
         <w:jc w:val="both"/>
         <w:rPr>
           <w:rFonts w:ascii="Times New Roman" w:eastAsia="Times New Roman" w:hAnsi="Times New Roman" w:cs="Times New Roman"/>
@@ -136,7 +134,7 @@
     </w:p>
     <w:p>
       <w:pPr>
-        <w:spacing w:before="100" w:beforeAutospacing="1" w:after="100" w:afterAutospacing="1" w:line="240" w:lineRule="auto"/>
+        <w:spacing w:before="100" w:beforeAutospacing="1" w:after="100" w:afterAutospacing="1" w:line="360" w:lineRule="auto"/>
         <w:jc w:val="both"/>
         <w:rPr>
           <w:rFonts w:ascii="Times New Roman" w:eastAsia="Times New Roman" w:hAnsi="Times New Roman" w:cs="Times New Roman"/>
@@ -155,7 +153,7 @@
     </w:p>
     <w:p>
       <w:pPr>
-        <w:spacing w:before="100" w:beforeAutospacing="1" w:after="100" w:afterAutospacing="1" w:line="240" w:lineRule="auto"/>
+        <w:spacing w:before="100" w:beforeAutospacing="1" w:after="100" w:afterAutospacing="1" w:line="360" w:lineRule="auto"/>
         <w:jc w:val="both"/>
         <w:outlineLvl w:val="1"/>
         <w:rPr>
@@ -179,7 +177,7 @@
     </w:p>
     <w:p>
       <w:pPr>
-        <w:spacing w:before="100" w:beforeAutospacing="1" w:after="100" w:afterAutospacing="1" w:line="240" w:lineRule="auto"/>
+        <w:spacing w:before="100" w:beforeAutospacing="1" w:after="100" w:afterAutospacing="1" w:line="360" w:lineRule="auto"/>
         <w:jc w:val="both"/>
         <w:rPr>
           <w:rFonts w:ascii="Times New Roman" w:eastAsia="Times New Roman" w:hAnsi="Times New Roman" w:cs="Times New Roman"/>
@@ -216,7 +214,7 @@
     </w:p>
     <w:p>
       <w:pPr>
-        <w:spacing w:before="100" w:beforeAutospacing="1" w:after="100" w:afterAutospacing="1" w:line="240" w:lineRule="auto"/>
+        <w:spacing w:before="100" w:beforeAutospacing="1" w:after="100" w:afterAutospacing="1" w:line="360" w:lineRule="auto"/>
         <w:jc w:val="both"/>
         <w:rPr>
           <w:rFonts w:ascii="Times New Roman" w:eastAsia="Times New Roman" w:hAnsi="Times New Roman" w:cs="Times New Roman"/>
@@ -235,7 +233,7 @@
     </w:p>
     <w:p>
       <w:pPr>
-        <w:spacing w:before="100" w:beforeAutospacing="1" w:after="100" w:afterAutospacing="1" w:line="240" w:lineRule="auto"/>
+        <w:spacing w:before="100" w:beforeAutospacing="1" w:after="100" w:afterAutospacing="1" w:line="360" w:lineRule="auto"/>
         <w:jc w:val="both"/>
         <w:outlineLvl w:val="1"/>
         <w:rPr>
@@ -259,7 +257,7 @@
     </w:p>
     <w:p>
       <w:pPr>
-        <w:spacing w:before="100" w:beforeAutospacing="1" w:after="100" w:afterAutospacing="1" w:line="240" w:lineRule="auto"/>
+        <w:spacing w:before="100" w:beforeAutospacing="1" w:after="100" w:afterAutospacing="1" w:line="360" w:lineRule="auto"/>
         <w:jc w:val="both"/>
         <w:rPr>
           <w:rFonts w:ascii="Times New Roman" w:eastAsia="Times New Roman" w:hAnsi="Times New Roman" w:cs="Times New Roman"/>
@@ -278,7 +276,7 @@
     </w:p>
     <w:p>
       <w:pPr>
-        <w:spacing w:before="100" w:beforeAutospacing="1" w:after="100" w:afterAutospacing="1" w:line="240" w:lineRule="auto"/>
+        <w:spacing w:before="100" w:beforeAutospacing="1" w:after="100" w:afterAutospacing="1" w:line="360" w:lineRule="auto"/>
         <w:jc w:val="both"/>
         <w:outlineLvl w:val="2"/>
         <w:rPr>
@@ -306,7 +304,7 @@
           <w:ilvl w:val="0"/>
           <w:numId w:val="1"/>
         </w:numPr>
-        <w:spacing w:before="100" w:beforeAutospacing="1" w:after="100" w:afterAutospacing="1" w:line="240" w:lineRule="auto"/>
+        <w:spacing w:before="100" w:beforeAutospacing="1" w:after="100" w:afterAutospacing="1" w:line="360" w:lineRule="auto"/>
         <w:jc w:val="both"/>
         <w:rPr>
           <w:rFonts w:ascii="Times New Roman" w:eastAsia="Times New Roman" w:hAnsi="Times New Roman" w:cs="Times New Roman"/>
@@ -329,7 +327,7 @@
           <w:ilvl w:val="0"/>
           <w:numId w:val="1"/>
         </w:numPr>
-        <w:spacing w:before="100" w:beforeAutospacing="1" w:after="100" w:afterAutospacing="1" w:line="240" w:lineRule="auto"/>
+        <w:spacing w:before="100" w:beforeAutospacing="1" w:after="100" w:afterAutospacing="1" w:line="360" w:lineRule="auto"/>
         <w:jc w:val="both"/>
         <w:rPr>
           <w:rFonts w:ascii="Times New Roman" w:eastAsia="Times New Roman" w:hAnsi="Times New Roman" w:cs="Times New Roman"/>
@@ -352,7 +350,7 @@
           <w:ilvl w:val="0"/>
           <w:numId w:val="1"/>
         </w:numPr>
-        <w:spacing w:before="100" w:beforeAutospacing="1" w:after="100" w:afterAutospacing="1" w:line="240" w:lineRule="auto"/>
+        <w:spacing w:before="100" w:beforeAutospacing="1" w:after="100" w:afterAutospacing="1" w:line="360" w:lineRule="auto"/>
         <w:jc w:val="both"/>
         <w:rPr>
           <w:rFonts w:ascii="Times New Roman" w:eastAsia="Times New Roman" w:hAnsi="Times New Roman" w:cs="Times New Roman"/>
@@ -375,7 +373,7 @@
           <w:ilvl w:val="0"/>
           <w:numId w:val="1"/>
         </w:numPr>
-        <w:spacing w:before="100" w:beforeAutospacing="1" w:after="100" w:afterAutospacing="1" w:line="240" w:lineRule="auto"/>
+        <w:spacing w:before="100" w:beforeAutospacing="1" w:after="100" w:afterAutospacing="1" w:line="360" w:lineRule="auto"/>
         <w:jc w:val="both"/>
         <w:rPr>
           <w:rFonts w:ascii="Times New Roman" w:eastAsia="Times New Roman" w:hAnsi="Times New Roman" w:cs="Times New Roman"/>
@@ -398,7 +396,7 @@
           <w:ilvl w:val="0"/>
           <w:numId w:val="1"/>
         </w:numPr>
-        <w:spacing w:before="100" w:beforeAutospacing="1" w:after="100" w:afterAutospacing="1" w:line="240" w:lineRule="auto"/>
+        <w:spacing w:before="100" w:beforeAutospacing="1" w:after="100" w:afterAutospacing="1" w:line="360" w:lineRule="auto"/>
         <w:jc w:val="both"/>
         <w:rPr>
           <w:rFonts w:ascii="Times New Roman" w:eastAsia="Times New Roman" w:hAnsi="Times New Roman" w:cs="Times New Roman"/>
@@ -421,7 +419,7 @@
           <w:ilvl w:val="0"/>
           <w:numId w:val="1"/>
         </w:numPr>
-        <w:spacing w:before="100" w:beforeAutospacing="1" w:after="100" w:afterAutospacing="1" w:line="240" w:lineRule="auto"/>
+        <w:spacing w:before="100" w:beforeAutospacing="1" w:after="100" w:afterAutospacing="1" w:line="360" w:lineRule="auto"/>
         <w:jc w:val="both"/>
         <w:rPr>
           <w:rFonts w:ascii="Times New Roman" w:eastAsia="Times New Roman" w:hAnsi="Times New Roman" w:cs="Times New Roman"/>
@@ -440,7 +438,7 @@
     </w:p>
     <w:p>
       <w:pPr>
-        <w:spacing w:before="100" w:beforeAutospacing="1" w:after="100" w:afterAutospacing="1" w:line="240" w:lineRule="auto"/>
+        <w:spacing w:before="100" w:beforeAutospacing="1" w:after="100" w:afterAutospacing="1" w:line="360" w:lineRule="auto"/>
         <w:jc w:val="both"/>
         <w:outlineLvl w:val="1"/>
         <w:rPr>
@@ -459,12 +457,13 @@
           <w:sz w:val="24"/>
           <w:szCs w:val="24"/>
         </w:rPr>
+        <w:lastRenderedPageBreak/>
         <w:t>4. User Login</w:t>
       </w:r>
     </w:p>
     <w:p>
       <w:pPr>
-        <w:spacing w:before="100" w:beforeAutospacing="1" w:after="100" w:afterAutospacing="1" w:line="240" w:lineRule="auto"/>
+        <w:spacing w:before="100" w:beforeAutospacing="1" w:after="100" w:afterAutospacing="1" w:line="360" w:lineRule="auto"/>
         <w:jc w:val="both"/>
         <w:rPr>
           <w:rFonts w:ascii="Times New Roman" w:eastAsia="Times New Roman" w:hAnsi="Times New Roman" w:cs="Times New Roman"/>
@@ -483,7 +482,7 @@
     </w:p>
     <w:p>
       <w:pPr>
-        <w:spacing w:before="100" w:beforeAutospacing="1" w:after="100" w:afterAutospacing="1" w:line="240" w:lineRule="auto"/>
+        <w:spacing w:before="100" w:beforeAutospacing="1" w:after="100" w:afterAutospacing="1" w:line="360" w:lineRule="auto"/>
         <w:jc w:val="both"/>
         <w:outlineLvl w:val="2"/>
         <w:rPr>
@@ -511,7 +510,7 @@
           <w:ilvl w:val="0"/>
           <w:numId w:val="2"/>
         </w:numPr>
-        <w:spacing w:before="100" w:beforeAutospacing="1" w:after="100" w:afterAutospacing="1" w:line="240" w:lineRule="auto"/>
+        <w:spacing w:before="100" w:beforeAutospacing="1" w:after="100" w:afterAutospacing="1" w:line="360" w:lineRule="auto"/>
         <w:jc w:val="both"/>
         <w:rPr>
           <w:rFonts w:ascii="Times New Roman" w:eastAsia="Times New Roman" w:hAnsi="Times New Roman" w:cs="Times New Roman"/>
@@ -534,7 +533,7 @@
           <w:ilvl w:val="0"/>
           <w:numId w:val="2"/>
         </w:numPr>
-        <w:spacing w:before="100" w:beforeAutospacing="1" w:after="100" w:afterAutospacing="1" w:line="240" w:lineRule="auto"/>
+        <w:spacing w:before="100" w:beforeAutospacing="1" w:after="100" w:afterAutospacing="1" w:line="360" w:lineRule="auto"/>
         <w:jc w:val="both"/>
         <w:rPr>
           <w:rFonts w:ascii="Times New Roman" w:eastAsia="Times New Roman" w:hAnsi="Times New Roman" w:cs="Times New Roman"/>
@@ -557,7 +556,7 @@
           <w:ilvl w:val="0"/>
           <w:numId w:val="2"/>
         </w:numPr>
-        <w:spacing w:before="100" w:beforeAutospacing="1" w:after="100" w:afterAutospacing="1" w:line="240" w:lineRule="auto"/>
+        <w:spacing w:before="100" w:beforeAutospacing="1" w:after="100" w:afterAutospacing="1" w:line="360" w:lineRule="auto"/>
         <w:jc w:val="both"/>
         <w:rPr>
           <w:rFonts w:ascii="Times New Roman" w:eastAsia="Times New Roman" w:hAnsi="Times New Roman" w:cs="Times New Roman"/>
@@ -580,7 +579,7 @@
           <w:ilvl w:val="0"/>
           <w:numId w:val="2"/>
         </w:numPr>
-        <w:spacing w:before="100" w:beforeAutospacing="1" w:after="100" w:afterAutospacing="1" w:line="240" w:lineRule="auto"/>
+        <w:spacing w:before="100" w:beforeAutospacing="1" w:after="100" w:afterAutospacing="1" w:line="360" w:lineRule="auto"/>
         <w:jc w:val="both"/>
         <w:rPr>
           <w:rFonts w:ascii="Times New Roman" w:eastAsia="Times New Roman" w:hAnsi="Times New Roman" w:cs="Times New Roman"/>
@@ -603,27 +602,26 @@
           <w:ilvl w:val="0"/>
           <w:numId w:val="2"/>
         </w:numPr>
-        <w:spacing w:before="100" w:beforeAutospacing="1" w:after="100" w:afterAutospacing="1" w:line="240" w:lineRule="auto"/>
-        <w:jc w:val="both"/>
-        <w:rPr>
-          <w:rFonts w:ascii="Times New Roman" w:eastAsia="Times New Roman" w:hAnsi="Times New Roman" w:cs="Times New Roman"/>
-          <w:sz w:val="24"/>
-          <w:szCs w:val="24"/>
-        </w:rPr>
-      </w:pPr>
-      <w:r>
-        <w:rPr>
-          <w:rFonts w:ascii="Times New Roman" w:eastAsia="Times New Roman" w:hAnsi="Times New Roman" w:cs="Times New Roman"/>
-          <w:sz w:val="24"/>
-          <w:szCs w:val="24"/>
-        </w:rPr>
-        <w:lastRenderedPageBreak/>
+        <w:spacing w:before="100" w:beforeAutospacing="1" w:after="100" w:afterAutospacing="1" w:line="360" w:lineRule="auto"/>
+        <w:jc w:val="both"/>
+        <w:rPr>
+          <w:rFonts w:ascii="Times New Roman" w:eastAsia="Times New Roman" w:hAnsi="Times New Roman" w:cs="Times New Roman"/>
+          <w:sz w:val="24"/>
+          <w:szCs w:val="24"/>
+        </w:rPr>
+      </w:pPr>
+      <w:r>
+        <w:rPr>
+          <w:rFonts w:ascii="Times New Roman" w:eastAsia="Times New Roman" w:hAnsi="Times New Roman" w:cs="Times New Roman"/>
+          <w:sz w:val="24"/>
+          <w:szCs w:val="24"/>
+        </w:rPr>
         <w:t>After successful authentication, the user can access protected features.</w:t>
       </w:r>
     </w:p>
     <w:p>
       <w:pPr>
-        <w:spacing w:before="100" w:beforeAutospacing="1" w:after="100" w:afterAutospacing="1" w:line="240" w:lineRule="auto"/>
+        <w:spacing w:before="100" w:beforeAutospacing="1" w:after="100" w:afterAutospacing="1" w:line="360" w:lineRule="auto"/>
         <w:jc w:val="both"/>
         <w:rPr>
           <w:rFonts w:ascii="Times New Roman" w:eastAsia="Times New Roman" w:hAnsi="Times New Roman" w:cs="Times New Roman"/>
@@ -642,7 +640,7 @@
     </w:p>
     <w:p>
       <w:pPr>
-        <w:spacing w:before="100" w:beforeAutospacing="1" w:after="100" w:afterAutospacing="1" w:line="240" w:lineRule="auto"/>
+        <w:spacing w:before="100" w:beforeAutospacing="1" w:after="100" w:afterAutospacing="1" w:line="360" w:lineRule="auto"/>
         <w:jc w:val="both"/>
         <w:outlineLvl w:val="1"/>
         <w:rPr>
@@ -666,7 +664,7 @@
     </w:p>
     <w:p>
       <w:pPr>
-        <w:spacing w:before="100" w:beforeAutospacing="1" w:after="100" w:afterAutospacing="1" w:line="240" w:lineRule="auto"/>
+        <w:spacing w:before="100" w:beforeAutospacing="1" w:after="100" w:afterAutospacing="1" w:line="360" w:lineRule="auto"/>
         <w:jc w:val="both"/>
         <w:rPr>
           <w:rFonts w:ascii="Times New Roman" w:eastAsia="Times New Roman" w:hAnsi="Times New Roman" w:cs="Times New Roman"/>
@@ -685,7 +683,7 @@
     </w:p>
     <w:p>
       <w:pPr>
-        <w:spacing w:before="100" w:beforeAutospacing="1" w:after="100" w:afterAutospacing="1" w:line="240" w:lineRule="auto"/>
+        <w:spacing w:before="100" w:beforeAutospacing="1" w:after="100" w:afterAutospacing="1" w:line="360" w:lineRule="auto"/>
         <w:jc w:val="both"/>
         <w:outlineLvl w:val="2"/>
         <w:rPr>
@@ -713,7 +711,7 @@
           <w:ilvl w:val="0"/>
           <w:numId w:val="3"/>
         </w:numPr>
-        <w:spacing w:before="100" w:beforeAutospacing="1" w:after="100" w:afterAutospacing="1" w:line="240" w:lineRule="auto"/>
+        <w:spacing w:before="100" w:beforeAutospacing="1" w:after="100" w:afterAutospacing="1" w:line="360" w:lineRule="auto"/>
         <w:jc w:val="both"/>
         <w:rPr>
           <w:rFonts w:ascii="Times New Roman" w:eastAsia="Times New Roman" w:hAnsi="Times New Roman" w:cs="Times New Roman"/>
@@ -736,7 +734,7 @@
           <w:ilvl w:val="0"/>
           <w:numId w:val="3"/>
         </w:numPr>
-        <w:spacing w:before="100" w:beforeAutospacing="1" w:after="100" w:afterAutospacing="1" w:line="240" w:lineRule="auto"/>
+        <w:spacing w:before="100" w:beforeAutospacing="1" w:after="100" w:afterAutospacing="1" w:line="360" w:lineRule="auto"/>
         <w:jc w:val="both"/>
         <w:rPr>
           <w:rFonts w:ascii="Times New Roman" w:eastAsia="Times New Roman" w:hAnsi="Times New Roman" w:cs="Times New Roman"/>
@@ -759,7 +757,7 @@
           <w:ilvl w:val="0"/>
           <w:numId w:val="3"/>
         </w:numPr>
-        <w:spacing w:before="100" w:beforeAutospacing="1" w:after="100" w:afterAutospacing="1" w:line="240" w:lineRule="auto"/>
+        <w:spacing w:before="100" w:beforeAutospacing="1" w:after="100" w:afterAutospacing="1" w:line="360" w:lineRule="auto"/>
         <w:jc w:val="both"/>
         <w:rPr>
           <w:rFonts w:ascii="Times New Roman" w:eastAsia="Times New Roman" w:hAnsi="Times New Roman" w:cs="Times New Roman"/>
@@ -782,7 +780,7 @@
           <w:ilvl w:val="0"/>
           <w:numId w:val="3"/>
         </w:numPr>
-        <w:spacing w:before="100" w:beforeAutospacing="1" w:after="100" w:afterAutospacing="1" w:line="240" w:lineRule="auto"/>
+        <w:spacing w:before="100" w:beforeAutospacing="1" w:after="100" w:afterAutospacing="1" w:line="360" w:lineRule="auto"/>
         <w:jc w:val="both"/>
         <w:rPr>
           <w:rFonts w:ascii="Times New Roman" w:eastAsia="Times New Roman" w:hAnsi="Times New Roman" w:cs="Times New Roman"/>
@@ -805,7 +803,7 @@
           <w:ilvl w:val="0"/>
           <w:numId w:val="3"/>
         </w:numPr>
-        <w:spacing w:before="100" w:beforeAutospacing="1" w:after="100" w:afterAutospacing="1" w:line="240" w:lineRule="auto"/>
+        <w:spacing w:before="100" w:beforeAutospacing="1" w:after="100" w:afterAutospacing="1" w:line="360" w:lineRule="auto"/>
         <w:jc w:val="both"/>
         <w:rPr>
           <w:rFonts w:ascii="Times New Roman" w:eastAsia="Times New Roman" w:hAnsi="Times New Roman" w:cs="Times New Roman"/>
@@ -828,7 +826,7 @@
           <w:ilvl w:val="0"/>
           <w:numId w:val="3"/>
         </w:numPr>
-        <w:spacing w:before="100" w:beforeAutospacing="1" w:after="100" w:afterAutospacing="1" w:line="240" w:lineRule="auto"/>
+        <w:spacing w:before="100" w:beforeAutospacing="1" w:after="100" w:afterAutospacing="1" w:line="360" w:lineRule="auto"/>
         <w:jc w:val="both"/>
         <w:rPr>
           <w:rFonts w:ascii="Times New Roman" w:eastAsia="Times New Roman" w:hAnsi="Times New Roman" w:cs="Times New Roman"/>
@@ -847,7 +845,7 @@
     </w:p>
     <w:p>
       <w:pPr>
-        <w:spacing w:before="100" w:beforeAutospacing="1" w:after="100" w:afterAutospacing="1" w:line="240" w:lineRule="auto"/>
+        <w:spacing w:before="100" w:beforeAutospacing="1" w:after="100" w:afterAutospacing="1" w:line="360" w:lineRule="auto"/>
         <w:jc w:val="both"/>
         <w:outlineLvl w:val="1"/>
         <w:rPr>
@@ -871,7 +869,7 @@
     </w:p>
     <w:p>
       <w:pPr>
-        <w:spacing w:before="100" w:beforeAutospacing="1" w:after="100" w:afterAutospacing="1" w:line="240" w:lineRule="auto"/>
+        <w:spacing w:before="100" w:beforeAutospacing="1" w:after="100" w:afterAutospacing="1" w:line="360" w:lineRule="auto"/>
         <w:jc w:val="both"/>
         <w:rPr>
           <w:rFonts w:ascii="Times New Roman" w:eastAsia="Times New Roman" w:hAnsi="Times New Roman" w:cs="Times New Roman"/>
@@ -890,7 +888,7 @@
     </w:p>
     <w:p>
       <w:pPr>
-        <w:spacing w:before="100" w:beforeAutospacing="1" w:after="100" w:afterAutospacing="1" w:line="240" w:lineRule="auto"/>
+        <w:spacing w:before="100" w:beforeAutospacing="1" w:after="100" w:afterAutospacing="1" w:line="360" w:lineRule="auto"/>
         <w:jc w:val="both"/>
         <w:rPr>
           <w:rFonts w:ascii="Times New Roman" w:eastAsia="Times New Roman" w:hAnsi="Times New Roman" w:cs="Times New Roman"/>
@@ -913,7 +911,7 @@
           <w:ilvl w:val="0"/>
           <w:numId w:val="4"/>
         </w:numPr>
-        <w:spacing w:before="100" w:beforeAutospacing="1" w:after="100" w:afterAutospacing="1" w:line="240" w:lineRule="auto"/>
+        <w:spacing w:before="100" w:beforeAutospacing="1" w:after="100" w:afterAutospacing="1" w:line="360" w:lineRule="auto"/>
         <w:jc w:val="both"/>
         <w:rPr>
           <w:rFonts w:ascii="Times New Roman" w:eastAsia="Times New Roman" w:hAnsi="Times New Roman" w:cs="Times New Roman"/>
@@ -936,7 +934,7 @@
           <w:ilvl w:val="0"/>
           <w:numId w:val="4"/>
         </w:numPr>
-        <w:spacing w:before="100" w:beforeAutospacing="1" w:after="100" w:afterAutospacing="1" w:line="240" w:lineRule="auto"/>
+        <w:spacing w:before="100" w:beforeAutospacing="1" w:after="100" w:afterAutospacing="1" w:line="360" w:lineRule="auto"/>
         <w:jc w:val="both"/>
         <w:rPr>
           <w:rFonts w:ascii="Times New Roman" w:eastAsia="Times New Roman" w:hAnsi="Times New Roman" w:cs="Times New Roman"/>
@@ -959,20 +957,21 @@
           <w:ilvl w:val="0"/>
           <w:numId w:val="4"/>
         </w:numPr>
-        <w:spacing w:before="100" w:beforeAutospacing="1" w:after="100" w:afterAutospacing="1" w:line="240" w:lineRule="auto"/>
-        <w:jc w:val="both"/>
-        <w:rPr>
-          <w:rFonts w:ascii="Times New Roman" w:eastAsia="Times New Roman" w:hAnsi="Times New Roman" w:cs="Times New Roman"/>
-          <w:sz w:val="24"/>
-          <w:szCs w:val="24"/>
-        </w:rPr>
-      </w:pPr>
-      <w:r>
-        <w:rPr>
-          <w:rFonts w:ascii="Times New Roman" w:eastAsia="Times New Roman" w:hAnsi="Times New Roman" w:cs="Times New Roman"/>
-          <w:sz w:val="24"/>
-          <w:szCs w:val="24"/>
-        </w:rPr>
+        <w:spacing w:before="100" w:beforeAutospacing="1" w:after="100" w:afterAutospacing="1" w:line="360" w:lineRule="auto"/>
+        <w:jc w:val="both"/>
+        <w:rPr>
+          <w:rFonts w:ascii="Times New Roman" w:eastAsia="Times New Roman" w:hAnsi="Times New Roman" w:cs="Times New Roman"/>
+          <w:sz w:val="24"/>
+          <w:szCs w:val="24"/>
+        </w:rPr>
+      </w:pPr>
+      <w:r>
+        <w:rPr>
+          <w:rFonts w:ascii="Times New Roman" w:eastAsia="Times New Roman" w:hAnsi="Times New Roman" w:cs="Times New Roman"/>
+          <w:sz w:val="24"/>
+          <w:szCs w:val="24"/>
+        </w:rPr>
+        <w:lastRenderedPageBreak/>
         <w:t>Interests</w:t>
       </w:r>
     </w:p>
@@ -982,7 +981,7 @@
           <w:ilvl w:val="0"/>
           <w:numId w:val="4"/>
         </w:numPr>
-        <w:spacing w:before="100" w:beforeAutospacing="1" w:after="100" w:afterAutospacing="1" w:line="240" w:lineRule="auto"/>
+        <w:spacing w:before="100" w:beforeAutospacing="1" w:after="100" w:afterAutospacing="1" w:line="360" w:lineRule="auto"/>
         <w:jc w:val="both"/>
         <w:rPr>
           <w:rFonts w:ascii="Times New Roman" w:eastAsia="Times New Roman" w:hAnsi="Times New Roman" w:cs="Times New Roman"/>
@@ -1005,7 +1004,7 @@
           <w:ilvl w:val="0"/>
           <w:numId w:val="4"/>
         </w:numPr>
-        <w:spacing w:before="100" w:beforeAutospacing="1" w:after="100" w:afterAutospacing="1" w:line="240" w:lineRule="auto"/>
+        <w:spacing w:before="100" w:beforeAutospacing="1" w:after="100" w:afterAutospacing="1" w:line="360" w:lineRule="auto"/>
         <w:jc w:val="both"/>
         <w:rPr>
           <w:rFonts w:ascii="Times New Roman" w:eastAsia="Times New Roman" w:hAnsi="Times New Roman" w:cs="Times New Roman"/>
@@ -1028,7 +1027,7 @@
           <w:ilvl w:val="0"/>
           <w:numId w:val="4"/>
         </w:numPr>
-        <w:spacing w:before="100" w:beforeAutospacing="1" w:after="100" w:afterAutospacing="1" w:line="240" w:lineRule="auto"/>
+        <w:spacing w:before="100" w:beforeAutospacing="1" w:after="100" w:afterAutospacing="1" w:line="360" w:lineRule="auto"/>
         <w:jc w:val="both"/>
         <w:rPr>
           <w:rFonts w:ascii="Times New Roman" w:eastAsia="Times New Roman" w:hAnsi="Times New Roman" w:cs="Times New Roman"/>
@@ -1051,7 +1050,7 @@
           <w:ilvl w:val="0"/>
           <w:numId w:val="4"/>
         </w:numPr>
-        <w:spacing w:before="100" w:beforeAutospacing="1" w:after="100" w:afterAutospacing="1" w:line="240" w:lineRule="auto"/>
+        <w:spacing w:before="100" w:beforeAutospacing="1" w:after="100" w:afterAutospacing="1" w:line="360" w:lineRule="auto"/>
         <w:jc w:val="both"/>
         <w:rPr>
           <w:rFonts w:ascii="Times New Roman" w:eastAsia="Times New Roman" w:hAnsi="Times New Roman" w:cs="Times New Roman"/>
@@ -1070,7 +1069,7 @@
     </w:p>
     <w:p>
       <w:pPr>
-        <w:spacing w:before="100" w:beforeAutospacing="1" w:after="100" w:afterAutospacing="1" w:line="240" w:lineRule="auto"/>
+        <w:spacing w:before="100" w:beforeAutospacing="1" w:after="100" w:afterAutospacing="1" w:line="360" w:lineRule="auto"/>
         <w:jc w:val="both"/>
         <w:outlineLvl w:val="2"/>
         <w:rPr>
@@ -1098,7 +1097,7 @@
           <w:ilvl w:val="0"/>
           <w:numId w:val="5"/>
         </w:numPr>
-        <w:spacing w:before="100" w:beforeAutospacing="1" w:after="100" w:afterAutospacing="1" w:line="240" w:lineRule="auto"/>
+        <w:spacing w:before="100" w:beforeAutospacing="1" w:after="100" w:afterAutospacing="1" w:line="360" w:lineRule="auto"/>
         <w:jc w:val="both"/>
         <w:rPr>
           <w:rFonts w:ascii="Times New Roman" w:eastAsia="Times New Roman" w:hAnsi="Times New Roman" w:cs="Times New Roman"/>
@@ -1121,7 +1120,7 @@
           <w:ilvl w:val="0"/>
           <w:numId w:val="5"/>
         </w:numPr>
-        <w:spacing w:before="100" w:beforeAutospacing="1" w:after="100" w:afterAutospacing="1" w:line="240" w:lineRule="auto"/>
+        <w:spacing w:before="100" w:beforeAutospacing="1" w:after="100" w:afterAutospacing="1" w:line="360" w:lineRule="auto"/>
         <w:jc w:val="both"/>
         <w:rPr>
           <w:rFonts w:ascii="Times New Roman" w:eastAsia="Times New Roman" w:hAnsi="Times New Roman" w:cs="Times New Roman"/>
@@ -1144,7 +1143,7 @@
           <w:ilvl w:val="0"/>
           <w:numId w:val="5"/>
         </w:numPr>
-        <w:spacing w:before="100" w:beforeAutospacing="1" w:after="100" w:afterAutospacing="1" w:line="240" w:lineRule="auto"/>
+        <w:spacing w:before="100" w:beforeAutospacing="1" w:after="100" w:afterAutospacing="1" w:line="360" w:lineRule="auto"/>
         <w:jc w:val="both"/>
         <w:rPr>
           <w:rFonts w:ascii="Times New Roman" w:eastAsia="Times New Roman" w:hAnsi="Times New Roman" w:cs="Times New Roman"/>
@@ -1167,7 +1166,7 @@
           <w:ilvl w:val="0"/>
           <w:numId w:val="5"/>
         </w:numPr>
-        <w:spacing w:before="100" w:beforeAutospacing="1" w:after="100" w:afterAutospacing="1" w:line="240" w:lineRule="auto"/>
+        <w:spacing w:before="100" w:beforeAutospacing="1" w:after="100" w:afterAutospacing="1" w:line="360" w:lineRule="auto"/>
         <w:jc w:val="both"/>
         <w:rPr>
           <w:rFonts w:ascii="Times New Roman" w:eastAsia="Times New Roman" w:hAnsi="Times New Roman" w:cs="Times New Roman"/>
@@ -1186,7 +1185,7 @@
     </w:p>
     <w:p>
       <w:pPr>
-        <w:spacing w:before="100" w:beforeAutospacing="1" w:after="100" w:afterAutospacing="1" w:line="240" w:lineRule="auto"/>
+        <w:spacing w:before="100" w:beforeAutospacing="1" w:after="100" w:afterAutospacing="1" w:line="360" w:lineRule="auto"/>
         <w:jc w:val="both"/>
         <w:outlineLvl w:val="1"/>
         <w:rPr>
@@ -1210,7 +1209,7 @@
     </w:p>
     <w:p>
       <w:pPr>
-        <w:spacing w:before="100" w:beforeAutospacing="1" w:after="100" w:afterAutospacing="1" w:line="240" w:lineRule="auto"/>
+        <w:spacing w:before="100" w:beforeAutospacing="1" w:after="100" w:afterAutospacing="1" w:line="360" w:lineRule="auto"/>
         <w:jc w:val="both"/>
         <w:rPr>
           <w:rFonts w:ascii="Times New Roman" w:eastAsia="Times New Roman" w:hAnsi="Times New Roman" w:cs="Times New Roman"/>
@@ -1229,7 +1228,7 @@
     </w:p>
     <w:p>
       <w:pPr>
-        <w:spacing w:before="100" w:beforeAutospacing="1" w:after="100" w:afterAutospacing="1" w:line="240" w:lineRule="auto"/>
+        <w:spacing w:before="100" w:beforeAutospacing="1" w:after="100" w:afterAutospacing="1" w:line="360" w:lineRule="auto"/>
         <w:jc w:val="both"/>
         <w:outlineLvl w:val="2"/>
         <w:rPr>
@@ -1257,7 +1256,7 @@
           <w:ilvl w:val="0"/>
           <w:numId w:val="6"/>
         </w:numPr>
-        <w:spacing w:before="100" w:beforeAutospacing="1" w:after="100" w:afterAutospacing="1" w:line="240" w:lineRule="auto"/>
+        <w:spacing w:before="100" w:beforeAutospacing="1" w:after="100" w:afterAutospacing="1" w:line="360" w:lineRule="auto"/>
         <w:jc w:val="both"/>
         <w:rPr>
           <w:rFonts w:ascii="Times New Roman" w:eastAsia="Times New Roman" w:hAnsi="Times New Roman" w:cs="Times New Roman"/>
@@ -1280,7 +1279,7 @@
           <w:ilvl w:val="0"/>
           <w:numId w:val="6"/>
         </w:numPr>
-        <w:spacing w:before="100" w:beforeAutospacing="1" w:after="100" w:afterAutospacing="1" w:line="240" w:lineRule="auto"/>
+        <w:spacing w:before="100" w:beforeAutospacing="1" w:after="100" w:afterAutospacing="1" w:line="360" w:lineRule="auto"/>
         <w:jc w:val="both"/>
         <w:rPr>
           <w:rFonts w:ascii="Times New Roman" w:eastAsia="Times New Roman" w:hAnsi="Times New Roman" w:cs="Times New Roman"/>
@@ -1303,21 +1302,20 @@
           <w:ilvl w:val="0"/>
           <w:numId w:val="6"/>
         </w:numPr>
-        <w:spacing w:before="100" w:beforeAutospacing="1" w:after="100" w:afterAutospacing="1" w:line="240" w:lineRule="auto"/>
-        <w:jc w:val="both"/>
-        <w:rPr>
-          <w:rFonts w:ascii="Times New Roman" w:eastAsia="Times New Roman" w:hAnsi="Times New Roman" w:cs="Times New Roman"/>
-          <w:sz w:val="24"/>
-          <w:szCs w:val="24"/>
-        </w:rPr>
-      </w:pPr>
-      <w:r>
-        <w:rPr>
-          <w:rFonts w:ascii="Times New Roman" w:eastAsia="Times New Roman" w:hAnsi="Times New Roman" w:cs="Times New Roman"/>
-          <w:sz w:val="24"/>
-          <w:szCs w:val="24"/>
-        </w:rPr>
-        <w:lastRenderedPageBreak/>
+        <w:spacing w:before="100" w:beforeAutospacing="1" w:after="100" w:afterAutospacing="1" w:line="360" w:lineRule="auto"/>
+        <w:jc w:val="both"/>
+        <w:rPr>
+          <w:rFonts w:ascii="Times New Roman" w:eastAsia="Times New Roman" w:hAnsi="Times New Roman" w:cs="Times New Roman"/>
+          <w:sz w:val="24"/>
+          <w:szCs w:val="24"/>
+        </w:rPr>
+      </w:pPr>
+      <w:r>
+        <w:rPr>
+          <w:rFonts w:ascii="Times New Roman" w:eastAsia="Times New Roman" w:hAnsi="Times New Roman" w:cs="Times New Roman"/>
+          <w:sz w:val="24"/>
+          <w:szCs w:val="24"/>
+        </w:rPr>
         <w:t>Select the appropriate answer.</w:t>
       </w:r>
     </w:p>
@@ -1327,7 +1325,7 @@
           <w:ilvl w:val="0"/>
           <w:numId w:val="6"/>
         </w:numPr>
-        <w:spacing w:before="100" w:beforeAutospacing="1" w:after="100" w:afterAutospacing="1" w:line="240" w:lineRule="auto"/>
+        <w:spacing w:before="100" w:beforeAutospacing="1" w:after="100" w:afterAutospacing="1" w:line="360" w:lineRule="auto"/>
         <w:jc w:val="both"/>
         <w:rPr>
           <w:rFonts w:ascii="Times New Roman" w:eastAsia="Times New Roman" w:hAnsi="Times New Roman" w:cs="Times New Roman"/>
@@ -1350,7 +1348,7 @@
           <w:ilvl w:val="0"/>
           <w:numId w:val="6"/>
         </w:numPr>
-        <w:spacing w:before="100" w:beforeAutospacing="1" w:after="100" w:afterAutospacing="1" w:line="240" w:lineRule="auto"/>
+        <w:spacing w:before="100" w:beforeAutospacing="1" w:after="100" w:afterAutospacing="1" w:line="360" w:lineRule="auto"/>
         <w:jc w:val="both"/>
         <w:rPr>
           <w:rFonts w:ascii="Times New Roman" w:eastAsia="Times New Roman" w:hAnsi="Times New Roman" w:cs="Times New Roman"/>
@@ -1373,7 +1371,7 @@
           <w:ilvl w:val="0"/>
           <w:numId w:val="6"/>
         </w:numPr>
-        <w:spacing w:before="100" w:beforeAutospacing="1" w:after="100" w:afterAutospacing="1" w:line="240" w:lineRule="auto"/>
+        <w:spacing w:before="100" w:beforeAutospacing="1" w:after="100" w:afterAutospacing="1" w:line="360" w:lineRule="auto"/>
         <w:jc w:val="both"/>
         <w:rPr>
           <w:rFonts w:ascii="Times New Roman" w:eastAsia="Times New Roman" w:hAnsi="Times New Roman" w:cs="Times New Roman"/>
@@ -1392,7 +1390,7 @@
     </w:p>
     <w:p>
       <w:pPr>
-        <w:spacing w:before="100" w:beforeAutospacing="1" w:after="100" w:afterAutospacing="1" w:line="240" w:lineRule="auto"/>
+        <w:spacing w:before="100" w:beforeAutospacing="1" w:after="100" w:afterAutospacing="1" w:line="360" w:lineRule="auto"/>
         <w:jc w:val="both"/>
         <w:rPr>
           <w:rFonts w:ascii="Times New Roman" w:eastAsia="Times New Roman" w:hAnsi="Times New Roman" w:cs="Times New Roman"/>
@@ -1411,7 +1409,7 @@
     </w:p>
     <w:p>
       <w:pPr>
-        <w:spacing w:before="100" w:beforeAutospacing="1" w:after="100" w:afterAutospacing="1" w:line="240" w:lineRule="auto"/>
+        <w:spacing w:before="100" w:beforeAutospacing="1" w:after="100" w:afterAutospacing="1" w:line="360" w:lineRule="auto"/>
         <w:jc w:val="both"/>
         <w:outlineLvl w:val="1"/>
         <w:rPr>
@@ -1435,7 +1433,7 @@
     </w:p>
     <w:p>
       <w:pPr>
-        <w:spacing w:before="100" w:beforeAutospacing="1" w:after="100" w:afterAutospacing="1" w:line="240" w:lineRule="auto"/>
+        <w:spacing w:before="100" w:beforeAutospacing="1" w:after="100" w:afterAutospacing="1" w:line="360" w:lineRule="auto"/>
         <w:jc w:val="both"/>
         <w:rPr>
           <w:rFonts w:ascii="Times New Roman" w:eastAsia="Times New Roman" w:hAnsi="Times New Roman" w:cs="Times New Roman"/>
@@ -1454,7 +1452,7 @@
     </w:p>
     <w:p>
       <w:pPr>
-        <w:spacing w:before="100" w:beforeAutospacing="1" w:after="100" w:afterAutospacing="1" w:line="240" w:lineRule="auto"/>
+        <w:spacing w:before="100" w:beforeAutospacing="1" w:after="100" w:afterAutospacing="1" w:line="360" w:lineRule="auto"/>
         <w:jc w:val="both"/>
         <w:rPr>
           <w:rFonts w:ascii="Times New Roman" w:eastAsia="Times New Roman" w:hAnsi="Times New Roman" w:cs="Times New Roman"/>
@@ -1477,7 +1475,7 @@
           <w:ilvl w:val="0"/>
           <w:numId w:val="7"/>
         </w:numPr>
-        <w:spacing w:before="100" w:beforeAutospacing="1" w:after="100" w:afterAutospacing="1" w:line="240" w:lineRule="auto"/>
+        <w:spacing w:before="100" w:beforeAutospacing="1" w:after="100" w:afterAutospacing="1" w:line="360" w:lineRule="auto"/>
         <w:jc w:val="both"/>
         <w:rPr>
           <w:rFonts w:ascii="Times New Roman" w:eastAsia="Times New Roman" w:hAnsi="Times New Roman" w:cs="Times New Roman"/>
@@ -1500,20 +1498,21 @@
           <w:ilvl w:val="0"/>
           <w:numId w:val="7"/>
         </w:numPr>
-        <w:spacing w:before="100" w:beforeAutospacing="1" w:after="100" w:afterAutospacing="1" w:line="240" w:lineRule="auto"/>
-        <w:jc w:val="both"/>
-        <w:rPr>
-          <w:rFonts w:ascii="Times New Roman" w:eastAsia="Times New Roman" w:hAnsi="Times New Roman" w:cs="Times New Roman"/>
-          <w:sz w:val="24"/>
-          <w:szCs w:val="24"/>
-        </w:rPr>
-      </w:pPr>
-      <w:r>
-        <w:rPr>
-          <w:rFonts w:ascii="Times New Roman" w:eastAsia="Times New Roman" w:hAnsi="Times New Roman" w:cs="Times New Roman"/>
-          <w:sz w:val="24"/>
-          <w:szCs w:val="24"/>
-        </w:rPr>
+        <w:spacing w:before="100" w:beforeAutospacing="1" w:after="100" w:afterAutospacing="1" w:line="360" w:lineRule="auto"/>
+        <w:jc w:val="both"/>
+        <w:rPr>
+          <w:rFonts w:ascii="Times New Roman" w:eastAsia="Times New Roman" w:hAnsi="Times New Roman" w:cs="Times New Roman"/>
+          <w:sz w:val="24"/>
+          <w:szCs w:val="24"/>
+        </w:rPr>
+      </w:pPr>
+      <w:r>
+        <w:rPr>
+          <w:rFonts w:ascii="Times New Roman" w:eastAsia="Times New Roman" w:hAnsi="Times New Roman" w:cs="Times New Roman"/>
+          <w:sz w:val="24"/>
+          <w:szCs w:val="24"/>
+        </w:rPr>
+        <w:lastRenderedPageBreak/>
         <w:t>Aptitude</w:t>
       </w:r>
     </w:p>
@@ -1523,7 +1522,7 @@
           <w:ilvl w:val="0"/>
           <w:numId w:val="7"/>
         </w:numPr>
-        <w:spacing w:before="100" w:beforeAutospacing="1" w:after="100" w:afterAutospacing="1" w:line="240" w:lineRule="auto"/>
+        <w:spacing w:before="100" w:beforeAutospacing="1" w:after="100" w:afterAutospacing="1" w:line="360" w:lineRule="auto"/>
         <w:jc w:val="both"/>
         <w:rPr>
           <w:rFonts w:ascii="Times New Roman" w:eastAsia="Times New Roman" w:hAnsi="Times New Roman" w:cs="Times New Roman"/>
@@ -1542,7 +1541,7 @@
     </w:p>
     <w:p>
       <w:pPr>
-        <w:spacing w:before="100" w:beforeAutospacing="1" w:after="100" w:afterAutospacing="1" w:line="240" w:lineRule="auto"/>
+        <w:spacing w:before="100" w:beforeAutospacing="1" w:after="100" w:afterAutospacing="1" w:line="360" w:lineRule="auto"/>
         <w:jc w:val="both"/>
         <w:outlineLvl w:val="2"/>
         <w:rPr>
@@ -1570,7 +1569,7 @@
           <w:ilvl w:val="0"/>
           <w:numId w:val="8"/>
         </w:numPr>
-        <w:spacing w:before="100" w:beforeAutospacing="1" w:after="100" w:afterAutospacing="1" w:line="240" w:lineRule="auto"/>
+        <w:spacing w:before="100" w:beforeAutospacing="1" w:after="100" w:afterAutospacing="1" w:line="360" w:lineRule="auto"/>
         <w:jc w:val="both"/>
         <w:rPr>
           <w:rFonts w:ascii="Times New Roman" w:eastAsia="Times New Roman" w:hAnsi="Times New Roman" w:cs="Times New Roman"/>
@@ -1593,7 +1592,7 @@
           <w:ilvl w:val="0"/>
           <w:numId w:val="8"/>
         </w:numPr>
-        <w:spacing w:before="100" w:beforeAutospacing="1" w:after="100" w:afterAutospacing="1" w:line="240" w:lineRule="auto"/>
+        <w:spacing w:before="100" w:beforeAutospacing="1" w:after="100" w:afterAutospacing="1" w:line="360" w:lineRule="auto"/>
         <w:jc w:val="both"/>
         <w:rPr>
           <w:rFonts w:ascii="Times New Roman" w:eastAsia="Times New Roman" w:hAnsi="Times New Roman" w:cs="Times New Roman"/>
@@ -1616,7 +1615,7 @@
           <w:ilvl w:val="0"/>
           <w:numId w:val="8"/>
         </w:numPr>
-        <w:spacing w:before="100" w:beforeAutospacing="1" w:after="100" w:afterAutospacing="1" w:line="240" w:lineRule="auto"/>
+        <w:spacing w:before="100" w:beforeAutospacing="1" w:after="100" w:afterAutospacing="1" w:line="360" w:lineRule="auto"/>
         <w:jc w:val="both"/>
         <w:rPr>
           <w:rFonts w:ascii="Times New Roman" w:eastAsia="Times New Roman" w:hAnsi="Times New Roman" w:cs="Times New Roman"/>
@@ -1639,7 +1638,7 @@
           <w:ilvl w:val="0"/>
           <w:numId w:val="8"/>
         </w:numPr>
-        <w:spacing w:before="100" w:beforeAutospacing="1" w:after="100" w:afterAutospacing="1" w:line="240" w:lineRule="auto"/>
+        <w:spacing w:before="100" w:beforeAutospacing="1" w:after="100" w:afterAutospacing="1" w:line="360" w:lineRule="auto"/>
         <w:jc w:val="both"/>
         <w:rPr>
           <w:rFonts w:ascii="Times New Roman" w:eastAsia="Times New Roman" w:hAnsi="Times New Roman" w:cs="Times New Roman"/>
@@ -1658,7 +1657,7 @@
     </w:p>
     <w:p>
       <w:pPr>
-        <w:spacing w:before="100" w:beforeAutospacing="1" w:after="100" w:afterAutospacing="1" w:line="240" w:lineRule="auto"/>
+        <w:spacing w:before="100" w:beforeAutospacing="1" w:after="100" w:afterAutospacing="1" w:line="360" w:lineRule="auto"/>
         <w:jc w:val="both"/>
         <w:rPr>
           <w:rFonts w:ascii="Times New Roman" w:eastAsia="Times New Roman" w:hAnsi="Times New Roman" w:cs="Times New Roman"/>
@@ -1677,7 +1676,7 @@
     </w:p>
     <w:p>
       <w:pPr>
-        <w:spacing w:before="100" w:beforeAutospacing="1" w:after="100" w:afterAutospacing="1" w:line="240" w:lineRule="auto"/>
+        <w:spacing w:before="100" w:beforeAutospacing="1" w:after="100" w:afterAutospacing="1" w:line="360" w:lineRule="auto"/>
         <w:jc w:val="both"/>
         <w:outlineLvl w:val="1"/>
         <w:rPr>
@@ -1701,7 +1700,7 @@
     </w:p>
     <w:p>
       <w:pPr>
-        <w:spacing w:before="100" w:beforeAutospacing="1" w:after="100" w:afterAutospacing="1" w:line="240" w:lineRule="auto"/>
+        <w:spacing w:before="100" w:beforeAutospacing="1" w:after="100" w:afterAutospacing="1" w:line="360" w:lineRule="auto"/>
         <w:jc w:val="both"/>
         <w:rPr>
           <w:rFonts w:ascii="Times New Roman" w:eastAsia="Times New Roman" w:hAnsi="Times New Roman" w:cs="Times New Roman"/>
@@ -1720,7 +1719,7 @@
     </w:p>
     <w:p>
       <w:pPr>
-        <w:spacing w:before="100" w:beforeAutospacing="1" w:after="100" w:afterAutospacing="1" w:line="240" w:lineRule="auto"/>
+        <w:spacing w:before="100" w:beforeAutospacing="1" w:after="100" w:afterAutospacing="1" w:line="360" w:lineRule="auto"/>
         <w:jc w:val="both"/>
         <w:outlineLvl w:val="2"/>
         <w:rPr>
@@ -1748,7 +1747,7 @@
           <w:ilvl w:val="0"/>
           <w:numId w:val="9"/>
         </w:numPr>
-        <w:spacing w:before="100" w:beforeAutospacing="1" w:after="100" w:afterAutospacing="1" w:line="240" w:lineRule="auto"/>
+        <w:spacing w:before="100" w:beforeAutospacing="1" w:after="100" w:afterAutospacing="1" w:line="360" w:lineRule="auto"/>
         <w:jc w:val="both"/>
         <w:rPr>
           <w:rFonts w:ascii="Times New Roman" w:eastAsia="Times New Roman" w:hAnsi="Times New Roman" w:cs="Times New Roman"/>
@@ -1771,7 +1770,7 @@
           <w:ilvl w:val="0"/>
           <w:numId w:val="9"/>
         </w:numPr>
-        <w:spacing w:before="100" w:beforeAutospacing="1" w:after="100" w:afterAutospacing="1" w:line="240" w:lineRule="auto"/>
+        <w:spacing w:before="100" w:beforeAutospacing="1" w:after="100" w:afterAutospacing="1" w:line="360" w:lineRule="auto"/>
         <w:jc w:val="both"/>
         <w:rPr>
           <w:rFonts w:ascii="Times New Roman" w:eastAsia="Times New Roman" w:hAnsi="Times New Roman" w:cs="Times New Roman"/>
@@ -1794,7 +1793,7 @@
           <w:ilvl w:val="0"/>
           <w:numId w:val="9"/>
         </w:numPr>
-        <w:spacing w:before="100" w:beforeAutospacing="1" w:after="100" w:afterAutospacing="1" w:line="240" w:lineRule="auto"/>
+        <w:spacing w:before="100" w:beforeAutospacing="1" w:after="100" w:afterAutospacing="1" w:line="360" w:lineRule="auto"/>
         <w:jc w:val="both"/>
         <w:rPr>
           <w:rFonts w:ascii="Times New Roman" w:eastAsia="Times New Roman" w:hAnsi="Times New Roman" w:cs="Times New Roman"/>
@@ -1817,7 +1816,7 @@
           <w:ilvl w:val="0"/>
           <w:numId w:val="9"/>
         </w:numPr>
-        <w:spacing w:before="100" w:beforeAutospacing="1" w:after="100" w:afterAutospacing="1" w:line="240" w:lineRule="auto"/>
+        <w:spacing w:before="100" w:beforeAutospacing="1" w:after="100" w:afterAutospacing="1" w:line="360" w:lineRule="auto"/>
         <w:jc w:val="both"/>
         <w:rPr>
           <w:rFonts w:ascii="Times New Roman" w:eastAsia="Times New Roman" w:hAnsi="Times New Roman" w:cs="Times New Roman"/>
@@ -1836,7 +1835,7 @@
     </w:p>
     <w:p>
       <w:pPr>
-        <w:spacing w:before="100" w:beforeAutospacing="1" w:after="100" w:afterAutospacing="1" w:line="240" w:lineRule="auto"/>
+        <w:spacing w:before="100" w:beforeAutospacing="1" w:after="100" w:afterAutospacing="1" w:line="360" w:lineRule="auto"/>
         <w:jc w:val="both"/>
         <w:outlineLvl w:val="1"/>
         <w:rPr>
@@ -1860,7 +1859,7 @@
     </w:p>
     <w:p>
       <w:pPr>
-        <w:spacing w:before="100" w:beforeAutospacing="1" w:after="100" w:afterAutospacing="1" w:line="240" w:lineRule="auto"/>
+        <w:spacing w:before="100" w:beforeAutospacing="1" w:after="100" w:afterAutospacing="1" w:line="360" w:lineRule="auto"/>
         <w:jc w:val="both"/>
         <w:rPr>
           <w:rFonts w:ascii="Times New Roman" w:eastAsia="Times New Roman" w:hAnsi="Times New Roman" w:cs="Times New Roman"/>
@@ -1879,7 +1878,7 @@
     </w:p>
     <w:p>
       <w:pPr>
-        <w:spacing w:before="100" w:beforeAutospacing="1" w:after="100" w:afterAutospacing="1" w:line="240" w:lineRule="auto"/>
+        <w:spacing w:before="100" w:beforeAutospacing="1" w:after="100" w:afterAutospacing="1" w:line="360" w:lineRule="auto"/>
         <w:jc w:val="both"/>
         <w:rPr>
           <w:rFonts w:ascii="Times New Roman" w:eastAsia="Times New Roman" w:hAnsi="Times New Roman" w:cs="Times New Roman"/>
@@ -1898,36 +1897,24 @@
     </w:p>
     <w:p>
       <w:pPr>
-        <w:spacing w:before="100" w:beforeAutospacing="1" w:after="100" w:afterAutospacing="1" w:line="240" w:lineRule="auto"/>
-        <w:jc w:val="both"/>
-        <w:rPr>
-          <w:rFonts w:ascii="Times New Roman" w:eastAsia="Times New Roman" w:hAnsi="Times New Roman" w:cs="Times New Roman"/>
-          <w:sz w:val="24"/>
-          <w:szCs w:val="24"/>
-        </w:rPr>
-      </w:pPr>
-    </w:p>
-    <w:p>
-      <w:pPr>
         <w:numPr>
           <w:ilvl w:val="0"/>
           <w:numId w:val="10"/>
         </w:numPr>
-        <w:spacing w:before="100" w:beforeAutospacing="1" w:after="100" w:afterAutospacing="1" w:line="240" w:lineRule="auto"/>
-        <w:jc w:val="both"/>
-        <w:rPr>
-          <w:rFonts w:ascii="Times New Roman" w:eastAsia="Times New Roman" w:hAnsi="Times New Roman" w:cs="Times New Roman"/>
-          <w:sz w:val="24"/>
-          <w:szCs w:val="24"/>
-        </w:rPr>
-      </w:pPr>
-      <w:r>
-        <w:rPr>
-          <w:rFonts w:ascii="Times New Roman" w:eastAsia="Times New Roman" w:hAnsi="Times New Roman" w:cs="Times New Roman"/>
-          <w:sz w:val="24"/>
-          <w:szCs w:val="24"/>
-        </w:rPr>
-        <w:lastRenderedPageBreak/>
+        <w:spacing w:before="100" w:beforeAutospacing="1" w:after="100" w:afterAutospacing="1" w:line="360" w:lineRule="auto"/>
+        <w:jc w:val="both"/>
+        <w:rPr>
+          <w:rFonts w:ascii="Times New Roman" w:eastAsia="Times New Roman" w:hAnsi="Times New Roman" w:cs="Times New Roman"/>
+          <w:sz w:val="24"/>
+          <w:szCs w:val="24"/>
+        </w:rPr>
+      </w:pPr>
+      <w:r>
+        <w:rPr>
+          <w:rFonts w:ascii="Times New Roman" w:eastAsia="Times New Roman" w:hAnsi="Times New Roman" w:cs="Times New Roman"/>
+          <w:sz w:val="24"/>
+          <w:szCs w:val="24"/>
+        </w:rPr>
         <w:t>Career recommendations</w:t>
       </w:r>
     </w:p>
@@ -1937,7 +1924,7 @@
           <w:ilvl w:val="0"/>
           <w:numId w:val="10"/>
         </w:numPr>
-        <w:spacing w:before="100" w:beforeAutospacing="1" w:after="100" w:afterAutospacing="1" w:line="240" w:lineRule="auto"/>
+        <w:spacing w:before="100" w:beforeAutospacing="1" w:after="100" w:afterAutospacing="1" w:line="360" w:lineRule="auto"/>
         <w:jc w:val="both"/>
         <w:rPr>
           <w:rFonts w:ascii="Times New Roman" w:eastAsia="Times New Roman" w:hAnsi="Times New Roman" w:cs="Times New Roman"/>
@@ -1960,7 +1947,7 @@
           <w:ilvl w:val="0"/>
           <w:numId w:val="10"/>
         </w:numPr>
-        <w:spacing w:before="100" w:beforeAutospacing="1" w:after="100" w:afterAutospacing="1" w:line="240" w:lineRule="auto"/>
+        <w:spacing w:before="100" w:beforeAutospacing="1" w:after="100" w:afterAutospacing="1" w:line="360" w:lineRule="auto"/>
         <w:jc w:val="both"/>
         <w:rPr>
           <w:rFonts w:ascii="Times New Roman" w:eastAsia="Times New Roman" w:hAnsi="Times New Roman" w:cs="Times New Roman"/>
@@ -1983,7 +1970,7 @@
           <w:ilvl w:val="0"/>
           <w:numId w:val="10"/>
         </w:numPr>
-        <w:spacing w:before="100" w:beforeAutospacing="1" w:after="100" w:afterAutospacing="1" w:line="240" w:lineRule="auto"/>
+        <w:spacing w:before="100" w:beforeAutospacing="1" w:after="100" w:afterAutospacing="1" w:line="360" w:lineRule="auto"/>
         <w:jc w:val="both"/>
         <w:rPr>
           <w:rFonts w:ascii="Times New Roman" w:eastAsia="Times New Roman" w:hAnsi="Times New Roman" w:cs="Times New Roman"/>
@@ -2002,7 +1989,7 @@
     </w:p>
     <w:p>
       <w:pPr>
-        <w:spacing w:before="100" w:beforeAutospacing="1" w:after="100" w:afterAutospacing="1" w:line="240" w:lineRule="auto"/>
+        <w:spacing w:before="100" w:beforeAutospacing="1" w:after="100" w:afterAutospacing="1" w:line="360" w:lineRule="auto"/>
         <w:jc w:val="both"/>
         <w:outlineLvl w:val="2"/>
         <w:rPr>
@@ -2021,6 +2008,7 @@
           <w:sz w:val="24"/>
           <w:szCs w:val="24"/>
         </w:rPr>
+        <w:lastRenderedPageBreak/>
         <w:t>Steps</w:t>
       </w:r>
     </w:p>
@@ -2030,7 +2018,7 @@
           <w:ilvl w:val="0"/>
           <w:numId w:val="11"/>
         </w:numPr>
-        <w:spacing w:before="100" w:beforeAutospacing="1" w:after="100" w:afterAutospacing="1" w:line="240" w:lineRule="auto"/>
+        <w:spacing w:before="100" w:beforeAutospacing="1" w:after="100" w:afterAutospacing="1" w:line="360" w:lineRule="auto"/>
         <w:jc w:val="both"/>
         <w:rPr>
           <w:rFonts w:ascii="Times New Roman" w:eastAsia="Times New Roman" w:hAnsi="Times New Roman" w:cs="Times New Roman"/>
@@ -2053,7 +2041,7 @@
           <w:ilvl w:val="0"/>
           <w:numId w:val="11"/>
         </w:numPr>
-        <w:spacing w:before="100" w:beforeAutospacing="1" w:after="100" w:afterAutospacing="1" w:line="240" w:lineRule="auto"/>
+        <w:spacing w:before="100" w:beforeAutospacing="1" w:after="100" w:afterAutospacing="1" w:line="360" w:lineRule="auto"/>
         <w:jc w:val="both"/>
         <w:rPr>
           <w:rFonts w:ascii="Times New Roman" w:eastAsia="Times New Roman" w:hAnsi="Times New Roman" w:cs="Times New Roman"/>
@@ -2076,7 +2064,7 @@
           <w:ilvl w:val="0"/>
           <w:numId w:val="11"/>
         </w:numPr>
-        <w:spacing w:before="100" w:beforeAutospacing="1" w:after="100" w:afterAutospacing="1" w:line="240" w:lineRule="auto"/>
+        <w:spacing w:before="100" w:beforeAutospacing="1" w:after="100" w:afterAutospacing="1" w:line="360" w:lineRule="auto"/>
         <w:jc w:val="both"/>
         <w:rPr>
           <w:rFonts w:ascii="Times New Roman" w:eastAsia="Times New Roman" w:hAnsi="Times New Roman" w:cs="Times New Roman"/>
@@ -2099,7 +2087,7 @@
           <w:ilvl w:val="0"/>
           <w:numId w:val="11"/>
         </w:numPr>
-        <w:spacing w:before="100" w:beforeAutospacing="1" w:after="100" w:afterAutospacing="1" w:line="240" w:lineRule="auto"/>
+        <w:spacing w:before="100" w:beforeAutospacing="1" w:after="100" w:afterAutospacing="1" w:line="360" w:lineRule="auto"/>
         <w:jc w:val="both"/>
         <w:rPr>
           <w:rFonts w:ascii="Times New Roman" w:eastAsia="Times New Roman" w:hAnsi="Times New Roman" w:cs="Times New Roman"/>
@@ -2122,7 +2110,7 @@
           <w:ilvl w:val="0"/>
           <w:numId w:val="11"/>
         </w:numPr>
-        <w:spacing w:before="100" w:beforeAutospacing="1" w:after="100" w:afterAutospacing="1" w:line="240" w:lineRule="auto"/>
+        <w:spacing w:before="100" w:beforeAutospacing="1" w:after="100" w:afterAutospacing="1" w:line="360" w:lineRule="auto"/>
         <w:jc w:val="both"/>
         <w:rPr>
           <w:rFonts w:ascii="Times New Roman" w:eastAsia="Times New Roman" w:hAnsi="Times New Roman" w:cs="Times New Roman"/>
@@ -2141,7 +2129,7 @@
     </w:p>
     <w:p>
       <w:pPr>
-        <w:spacing w:before="100" w:beforeAutospacing="1" w:after="100" w:afterAutospacing="1" w:line="240" w:lineRule="auto"/>
+        <w:spacing w:before="100" w:beforeAutospacing="1" w:after="100" w:afterAutospacing="1" w:line="360" w:lineRule="auto"/>
         <w:jc w:val="both"/>
         <w:rPr>
           <w:rFonts w:ascii="Times New Roman" w:eastAsia="Times New Roman" w:hAnsi="Times New Roman" w:cs="Times New Roman"/>
@@ -2160,7 +2148,7 @@
     </w:p>
     <w:p>
       <w:pPr>
-        <w:spacing w:before="100" w:beforeAutospacing="1" w:after="100" w:afterAutospacing="1" w:line="240" w:lineRule="auto"/>
+        <w:spacing w:before="100" w:beforeAutospacing="1" w:after="100" w:afterAutospacing="1" w:line="360" w:lineRule="auto"/>
         <w:jc w:val="both"/>
         <w:outlineLvl w:val="1"/>
         <w:rPr>
@@ -2184,7 +2172,7 @@
     </w:p>
     <w:p>
       <w:pPr>
-        <w:spacing w:before="100" w:beforeAutospacing="1" w:after="100" w:afterAutospacing="1" w:line="240" w:lineRule="auto"/>
+        <w:spacing w:before="100" w:beforeAutospacing="1" w:after="100" w:afterAutospacing="1" w:line="360" w:lineRule="auto"/>
         <w:jc w:val="both"/>
         <w:rPr>
           <w:rFonts w:ascii="Times New Roman" w:eastAsia="Times New Roman" w:hAnsi="Times New Roman" w:cs="Times New Roman"/>
@@ -2203,7 +2191,7 @@
     </w:p>
     <w:p>
       <w:pPr>
-        <w:spacing w:before="100" w:beforeAutospacing="1" w:after="100" w:afterAutospacing="1" w:line="240" w:lineRule="auto"/>
+        <w:spacing w:before="100" w:beforeAutospacing="1" w:after="100" w:afterAutospacing="1" w:line="360" w:lineRule="auto"/>
         <w:jc w:val="both"/>
         <w:rPr>
           <w:rFonts w:ascii="Times New Roman" w:eastAsia="Times New Roman" w:hAnsi="Times New Roman" w:cs="Times New Roman"/>
@@ -2226,7 +2214,7 @@
           <w:ilvl w:val="0"/>
           <w:numId w:val="12"/>
         </w:numPr>
-        <w:spacing w:before="100" w:beforeAutospacing="1" w:after="100" w:afterAutospacing="1" w:line="240" w:lineRule="auto"/>
+        <w:spacing w:before="100" w:beforeAutospacing="1" w:after="100" w:afterAutospacing="1" w:line="360" w:lineRule="auto"/>
         <w:jc w:val="both"/>
         <w:rPr>
           <w:rFonts w:ascii="Times New Roman" w:eastAsia="Times New Roman" w:hAnsi="Times New Roman" w:cs="Times New Roman"/>
@@ -2249,7 +2237,7 @@
           <w:ilvl w:val="0"/>
           <w:numId w:val="12"/>
         </w:numPr>
-        <w:spacing w:before="100" w:beforeAutospacing="1" w:after="100" w:afterAutospacing="1" w:line="240" w:lineRule="auto"/>
+        <w:spacing w:before="100" w:beforeAutospacing="1" w:after="100" w:afterAutospacing="1" w:line="360" w:lineRule="auto"/>
         <w:jc w:val="both"/>
         <w:rPr>
           <w:rFonts w:ascii="Times New Roman" w:eastAsia="Times New Roman" w:hAnsi="Times New Roman" w:cs="Times New Roman"/>
@@ -2272,7 +2260,7 @@
           <w:ilvl w:val="0"/>
           <w:numId w:val="12"/>
         </w:numPr>
-        <w:spacing w:before="100" w:beforeAutospacing="1" w:after="100" w:afterAutospacing="1" w:line="240" w:lineRule="auto"/>
+        <w:spacing w:before="100" w:beforeAutospacing="1" w:after="100" w:afterAutospacing="1" w:line="360" w:lineRule="auto"/>
         <w:jc w:val="both"/>
         <w:rPr>
           <w:rFonts w:ascii="Times New Roman" w:eastAsia="Times New Roman" w:hAnsi="Times New Roman" w:cs="Times New Roman"/>
@@ -2295,7 +2283,7 @@
           <w:ilvl w:val="0"/>
           <w:numId w:val="12"/>
         </w:numPr>
-        <w:spacing w:before="100" w:beforeAutospacing="1" w:after="100" w:afterAutospacing="1" w:line="240" w:lineRule="auto"/>
+        <w:spacing w:before="100" w:beforeAutospacing="1" w:after="100" w:afterAutospacing="1" w:line="360" w:lineRule="auto"/>
         <w:jc w:val="both"/>
         <w:rPr>
           <w:rFonts w:ascii="Times New Roman" w:eastAsia="Times New Roman" w:hAnsi="Times New Roman" w:cs="Times New Roman"/>
@@ -2318,7 +2306,7 @@
           <w:ilvl w:val="0"/>
           <w:numId w:val="12"/>
         </w:numPr>
-        <w:spacing w:before="100" w:beforeAutospacing="1" w:after="100" w:afterAutospacing="1" w:line="240" w:lineRule="auto"/>
+        <w:spacing w:before="100" w:beforeAutospacing="1" w:after="100" w:afterAutospacing="1" w:line="360" w:lineRule="auto"/>
         <w:jc w:val="both"/>
         <w:rPr>
           <w:rFonts w:ascii="Times New Roman" w:eastAsia="Times New Roman" w:hAnsi="Times New Roman" w:cs="Times New Roman"/>
@@ -2337,7 +2325,7 @@
     </w:p>
     <w:p>
       <w:pPr>
-        <w:spacing w:before="100" w:beforeAutospacing="1" w:after="100" w:afterAutospacing="1" w:line="240" w:lineRule="auto"/>
+        <w:spacing w:before="100" w:beforeAutospacing="1" w:after="100" w:afterAutospacing="1" w:line="360" w:lineRule="auto"/>
         <w:jc w:val="both"/>
         <w:outlineLvl w:val="2"/>
         <w:rPr>
@@ -2365,7 +2353,7 @@
           <w:ilvl w:val="0"/>
           <w:numId w:val="13"/>
         </w:numPr>
-        <w:spacing w:before="100" w:beforeAutospacing="1" w:after="100" w:afterAutospacing="1" w:line="240" w:lineRule="auto"/>
+        <w:spacing w:before="100" w:beforeAutospacing="1" w:after="100" w:afterAutospacing="1" w:line="360" w:lineRule="auto"/>
         <w:jc w:val="both"/>
         <w:rPr>
           <w:rFonts w:ascii="Times New Roman" w:eastAsia="Times New Roman" w:hAnsi="Times New Roman" w:cs="Times New Roman"/>
@@ -2388,7 +2376,7 @@
           <w:ilvl w:val="0"/>
           <w:numId w:val="13"/>
         </w:numPr>
-        <w:spacing w:before="100" w:beforeAutospacing="1" w:after="100" w:afterAutospacing="1" w:line="240" w:lineRule="auto"/>
+        <w:spacing w:before="100" w:beforeAutospacing="1" w:after="100" w:afterAutospacing="1" w:line="360" w:lineRule="auto"/>
         <w:jc w:val="both"/>
         <w:rPr>
           <w:rFonts w:ascii="Times New Roman" w:eastAsia="Times New Roman" w:hAnsi="Times New Roman" w:cs="Times New Roman"/>
@@ -2411,7 +2399,7 @@
           <w:ilvl w:val="0"/>
           <w:numId w:val="13"/>
         </w:numPr>
-        <w:spacing w:before="100" w:beforeAutospacing="1" w:after="100" w:afterAutospacing="1" w:line="240" w:lineRule="auto"/>
+        <w:spacing w:before="100" w:beforeAutospacing="1" w:after="100" w:afterAutospacing="1" w:line="360" w:lineRule="auto"/>
         <w:jc w:val="both"/>
         <w:rPr>
           <w:rFonts w:ascii="Times New Roman" w:eastAsia="Times New Roman" w:hAnsi="Times New Roman" w:cs="Times New Roman"/>
@@ -2434,7 +2422,7 @@
           <w:ilvl w:val="0"/>
           <w:numId w:val="13"/>
         </w:numPr>
-        <w:spacing w:before="100" w:beforeAutospacing="1" w:after="100" w:afterAutospacing="1" w:line="240" w:lineRule="auto"/>
+        <w:spacing w:before="100" w:beforeAutospacing="1" w:after="100" w:afterAutospacing="1" w:line="360" w:lineRule="auto"/>
         <w:jc w:val="both"/>
         <w:rPr>
           <w:rFonts w:ascii="Times New Roman" w:eastAsia="Times New Roman" w:hAnsi="Times New Roman" w:cs="Times New Roman"/>
@@ -2457,7 +2445,7 @@
           <w:ilvl w:val="0"/>
           <w:numId w:val="13"/>
         </w:numPr>
-        <w:spacing w:before="100" w:beforeAutospacing="1" w:after="100" w:afterAutospacing="1" w:line="240" w:lineRule="auto"/>
+        <w:spacing w:before="100" w:beforeAutospacing="1" w:after="100" w:afterAutospacing="1" w:line="360" w:lineRule="auto"/>
         <w:jc w:val="both"/>
         <w:rPr>
           <w:rFonts w:ascii="Times New Roman" w:eastAsia="Times New Roman" w:hAnsi="Times New Roman" w:cs="Times New Roman"/>
@@ -2476,7 +2464,29 @@
     </w:p>
     <w:p>
       <w:pPr>
-        <w:spacing w:before="100" w:beforeAutospacing="1" w:after="100" w:afterAutospacing="1" w:line="240" w:lineRule="auto"/>
+        <w:spacing w:before="100" w:beforeAutospacing="1" w:after="100" w:afterAutospacing="1" w:line="360" w:lineRule="auto"/>
+        <w:jc w:val="both"/>
+        <w:rPr>
+          <w:rFonts w:ascii="Times New Roman" w:eastAsia="Times New Roman" w:hAnsi="Times New Roman" w:cs="Times New Roman"/>
+          <w:sz w:val="24"/>
+          <w:szCs w:val="24"/>
+        </w:rPr>
+      </w:pPr>
+    </w:p>
+    <w:p>
+      <w:pPr>
+        <w:spacing w:before="100" w:beforeAutospacing="1" w:after="100" w:afterAutospacing="1" w:line="360" w:lineRule="auto"/>
+        <w:jc w:val="both"/>
+        <w:rPr>
+          <w:rFonts w:ascii="Times New Roman" w:eastAsia="Times New Roman" w:hAnsi="Times New Roman" w:cs="Times New Roman"/>
+          <w:sz w:val="24"/>
+          <w:szCs w:val="24"/>
+        </w:rPr>
+      </w:pPr>
+    </w:p>
+    <w:p>
+      <w:pPr>
+        <w:spacing w:before="100" w:beforeAutospacing="1" w:after="100" w:afterAutospacing="1" w:line="360" w:lineRule="auto"/>
         <w:jc w:val="both"/>
         <w:outlineLvl w:val="1"/>
         <w:rPr>
@@ -2495,12 +2505,13 @@
           <w:sz w:val="24"/>
           <w:szCs w:val="24"/>
         </w:rPr>
+        <w:lastRenderedPageBreak/>
         <w:t>12. Skill Gap Analysis</w:t>
       </w:r>
     </w:p>
     <w:p>
       <w:pPr>
-        <w:spacing w:before="100" w:beforeAutospacing="1" w:after="100" w:afterAutospacing="1" w:line="240" w:lineRule="auto"/>
+        <w:spacing w:before="100" w:beforeAutospacing="1" w:after="100" w:afterAutospacing="1" w:line="360" w:lineRule="auto"/>
         <w:jc w:val="both"/>
         <w:rPr>
           <w:rFonts w:ascii="Times New Roman" w:eastAsia="Times New Roman" w:hAnsi="Times New Roman" w:cs="Times New Roman"/>
@@ -2519,7 +2530,7 @@
     </w:p>
     <w:p>
       <w:pPr>
-        <w:spacing w:before="100" w:beforeAutospacing="1" w:after="100" w:afterAutospacing="1" w:line="240" w:lineRule="auto"/>
+        <w:spacing w:before="100" w:beforeAutospacing="1" w:after="100" w:afterAutospacing="1" w:line="360" w:lineRule="auto"/>
         <w:jc w:val="both"/>
         <w:outlineLvl w:val="2"/>
         <w:rPr>
@@ -2547,7 +2558,7 @@
           <w:ilvl w:val="0"/>
           <w:numId w:val="14"/>
         </w:numPr>
-        <w:spacing w:before="100" w:beforeAutospacing="1" w:after="100" w:afterAutospacing="1" w:line="240" w:lineRule="auto"/>
+        <w:spacing w:before="100" w:beforeAutospacing="1" w:after="100" w:afterAutospacing="1" w:line="360" w:lineRule="auto"/>
         <w:jc w:val="both"/>
         <w:rPr>
           <w:rFonts w:ascii="Times New Roman" w:eastAsia="Times New Roman" w:hAnsi="Times New Roman" w:cs="Times New Roman"/>
@@ -2570,7 +2581,7 @@
           <w:ilvl w:val="0"/>
           <w:numId w:val="14"/>
         </w:numPr>
-        <w:spacing w:before="100" w:beforeAutospacing="1" w:after="100" w:afterAutospacing="1" w:line="240" w:lineRule="auto"/>
+        <w:spacing w:before="100" w:beforeAutospacing="1" w:after="100" w:afterAutospacing="1" w:line="360" w:lineRule="auto"/>
         <w:jc w:val="both"/>
         <w:rPr>
           <w:rFonts w:ascii="Times New Roman" w:eastAsia="Times New Roman" w:hAnsi="Times New Roman" w:cs="Times New Roman"/>
@@ -2593,7 +2604,7 @@
           <w:ilvl w:val="0"/>
           <w:numId w:val="14"/>
         </w:numPr>
-        <w:spacing w:before="100" w:beforeAutospacing="1" w:after="100" w:afterAutospacing="1" w:line="240" w:lineRule="auto"/>
+        <w:spacing w:before="100" w:beforeAutospacing="1" w:after="100" w:afterAutospacing="1" w:line="360" w:lineRule="auto"/>
         <w:jc w:val="both"/>
         <w:rPr>
           <w:rFonts w:ascii="Times New Roman" w:eastAsia="Times New Roman" w:hAnsi="Times New Roman" w:cs="Times New Roman"/>
@@ -2616,21 +2627,20 @@
           <w:ilvl w:val="0"/>
           <w:numId w:val="14"/>
         </w:numPr>
-        <w:spacing w:before="100" w:beforeAutospacing="1" w:after="100" w:afterAutospacing="1" w:line="240" w:lineRule="auto"/>
-        <w:jc w:val="both"/>
-        <w:rPr>
-          <w:rFonts w:ascii="Times New Roman" w:eastAsia="Times New Roman" w:hAnsi="Times New Roman" w:cs="Times New Roman"/>
-          <w:sz w:val="24"/>
-          <w:szCs w:val="24"/>
-        </w:rPr>
-      </w:pPr>
-      <w:r>
-        <w:rPr>
-          <w:rFonts w:ascii="Times New Roman" w:eastAsia="Times New Roman" w:hAnsi="Times New Roman" w:cs="Times New Roman"/>
-          <w:sz w:val="24"/>
-          <w:szCs w:val="24"/>
-        </w:rPr>
-        <w:lastRenderedPageBreak/>
+        <w:spacing w:before="100" w:beforeAutospacing="1" w:after="100" w:afterAutospacing="1" w:line="360" w:lineRule="auto"/>
+        <w:jc w:val="both"/>
+        <w:rPr>
+          <w:rFonts w:ascii="Times New Roman" w:eastAsia="Times New Roman" w:hAnsi="Times New Roman" w:cs="Times New Roman"/>
+          <w:sz w:val="24"/>
+          <w:szCs w:val="24"/>
+        </w:rPr>
+      </w:pPr>
+      <w:r>
+        <w:rPr>
+          <w:rFonts w:ascii="Times New Roman" w:eastAsia="Times New Roman" w:hAnsi="Times New Roman" w:cs="Times New Roman"/>
+          <w:sz w:val="24"/>
+          <w:szCs w:val="24"/>
+        </w:rPr>
         <w:t>Submit the information.</w:t>
       </w:r>
     </w:p>
@@ -2640,7 +2650,7 @@
           <w:ilvl w:val="0"/>
           <w:numId w:val="14"/>
         </w:numPr>
-        <w:spacing w:before="100" w:beforeAutospacing="1" w:after="100" w:afterAutospacing="1" w:line="240" w:lineRule="auto"/>
+        <w:spacing w:before="100" w:beforeAutospacing="1" w:after="100" w:afterAutospacing="1" w:line="360" w:lineRule="auto"/>
         <w:jc w:val="both"/>
         <w:rPr>
           <w:rFonts w:ascii="Times New Roman" w:eastAsia="Times New Roman" w:hAnsi="Times New Roman" w:cs="Times New Roman"/>
@@ -2663,7 +2673,7 @@
           <w:ilvl w:val="0"/>
           <w:numId w:val="14"/>
         </w:numPr>
-        <w:spacing w:before="100" w:beforeAutospacing="1" w:after="100" w:afterAutospacing="1" w:line="240" w:lineRule="auto"/>
+        <w:spacing w:before="100" w:beforeAutospacing="1" w:after="100" w:afterAutospacing="1" w:line="360" w:lineRule="auto"/>
         <w:jc w:val="both"/>
         <w:rPr>
           <w:rFonts w:ascii="Times New Roman" w:eastAsia="Times New Roman" w:hAnsi="Times New Roman" w:cs="Times New Roman"/>
@@ -2686,7 +2696,7 @@
           <w:ilvl w:val="0"/>
           <w:numId w:val="14"/>
         </w:numPr>
-        <w:spacing w:before="100" w:beforeAutospacing="1" w:after="100" w:afterAutospacing="1" w:line="240" w:lineRule="auto"/>
+        <w:spacing w:before="100" w:beforeAutospacing="1" w:after="100" w:afterAutospacing="1" w:line="360" w:lineRule="auto"/>
         <w:jc w:val="both"/>
         <w:rPr>
           <w:rFonts w:ascii="Times New Roman" w:eastAsia="Times New Roman" w:hAnsi="Times New Roman" w:cs="Times New Roman"/>
@@ -2705,7 +2715,7 @@
     </w:p>
     <w:p>
       <w:pPr>
-        <w:spacing w:before="100" w:beforeAutospacing="1" w:after="100" w:afterAutospacing="1" w:line="240" w:lineRule="auto"/>
+        <w:spacing w:before="100" w:beforeAutospacing="1" w:after="100" w:afterAutospacing="1" w:line="360" w:lineRule="auto"/>
         <w:jc w:val="both"/>
         <w:rPr>
           <w:rFonts w:ascii="Times New Roman" w:eastAsia="Times New Roman" w:hAnsi="Times New Roman" w:cs="Times New Roman"/>
@@ -2724,7 +2734,7 @@
     </w:p>
     <w:p>
       <w:pPr>
-        <w:spacing w:before="100" w:beforeAutospacing="1" w:after="100" w:afterAutospacing="1" w:line="240" w:lineRule="auto"/>
+        <w:spacing w:before="100" w:beforeAutospacing="1" w:after="100" w:afterAutospacing="1" w:line="360" w:lineRule="auto"/>
         <w:jc w:val="both"/>
         <w:outlineLvl w:val="1"/>
         <w:rPr>
@@ -2760,7 +2770,7 @@
     </w:p>
     <w:p>
       <w:pPr>
-        <w:spacing w:before="100" w:beforeAutospacing="1" w:after="100" w:afterAutospacing="1" w:line="240" w:lineRule="auto"/>
+        <w:spacing w:before="100" w:beforeAutospacing="1" w:after="100" w:afterAutospacing="1" w:line="360" w:lineRule="auto"/>
         <w:jc w:val="both"/>
         <w:rPr>
           <w:rFonts w:ascii="Times New Roman" w:eastAsia="Times New Roman" w:hAnsi="Times New Roman" w:cs="Times New Roman"/>
@@ -2797,7 +2807,7 @@
     </w:p>
     <w:p>
       <w:pPr>
-        <w:spacing w:before="100" w:beforeAutospacing="1" w:after="100" w:afterAutospacing="1" w:line="240" w:lineRule="auto"/>
+        <w:spacing w:before="100" w:beforeAutospacing="1" w:after="100" w:afterAutospacing="1" w:line="360" w:lineRule="auto"/>
         <w:jc w:val="both"/>
         <w:rPr>
           <w:rFonts w:ascii="Times New Roman" w:eastAsia="Times New Roman" w:hAnsi="Times New Roman" w:cs="Times New Roman"/>
@@ -2820,7 +2830,7 @@
           <w:ilvl w:val="0"/>
           <w:numId w:val="15"/>
         </w:numPr>
-        <w:spacing w:before="100" w:beforeAutospacing="1" w:after="100" w:afterAutospacing="1" w:line="240" w:lineRule="auto"/>
+        <w:spacing w:before="100" w:beforeAutospacing="1" w:after="100" w:afterAutospacing="1" w:line="360" w:lineRule="auto"/>
         <w:jc w:val="both"/>
         <w:rPr>
           <w:rFonts w:ascii="Times New Roman" w:eastAsia="Times New Roman" w:hAnsi="Times New Roman" w:cs="Times New Roman"/>
@@ -2843,7 +2853,7 @@
           <w:ilvl w:val="0"/>
           <w:numId w:val="15"/>
         </w:numPr>
-        <w:spacing w:before="100" w:beforeAutospacing="1" w:after="100" w:afterAutospacing="1" w:line="240" w:lineRule="auto"/>
+        <w:spacing w:before="100" w:beforeAutospacing="1" w:after="100" w:afterAutospacing="1" w:line="360" w:lineRule="auto"/>
         <w:jc w:val="both"/>
         <w:rPr>
           <w:rFonts w:ascii="Times New Roman" w:eastAsia="Times New Roman" w:hAnsi="Times New Roman" w:cs="Times New Roman"/>
@@ -2866,7 +2876,7 @@
           <w:ilvl w:val="0"/>
           <w:numId w:val="15"/>
         </w:numPr>
-        <w:spacing w:before="100" w:beforeAutospacing="1" w:after="100" w:afterAutospacing="1" w:line="240" w:lineRule="auto"/>
+        <w:spacing w:before="100" w:beforeAutospacing="1" w:after="100" w:afterAutospacing="1" w:line="360" w:lineRule="auto"/>
         <w:jc w:val="both"/>
         <w:rPr>
           <w:rFonts w:ascii="Times New Roman" w:eastAsia="Times New Roman" w:hAnsi="Times New Roman" w:cs="Times New Roman"/>
@@ -2889,7 +2899,7 @@
           <w:ilvl w:val="0"/>
           <w:numId w:val="15"/>
         </w:numPr>
-        <w:spacing w:before="100" w:beforeAutospacing="1" w:after="100" w:afterAutospacing="1" w:line="240" w:lineRule="auto"/>
+        <w:spacing w:before="100" w:beforeAutospacing="1" w:after="100" w:afterAutospacing="1" w:line="360" w:lineRule="auto"/>
         <w:jc w:val="both"/>
         <w:rPr>
           <w:rFonts w:ascii="Times New Roman" w:eastAsia="Times New Roman" w:hAnsi="Times New Roman" w:cs="Times New Roman"/>
@@ -2908,7 +2918,7 @@
     </w:p>
     <w:p>
       <w:pPr>
-        <w:spacing w:before="100" w:beforeAutospacing="1" w:after="100" w:afterAutospacing="1" w:line="240" w:lineRule="auto"/>
+        <w:spacing w:before="100" w:beforeAutospacing="1" w:after="100" w:afterAutospacing="1" w:line="360" w:lineRule="auto"/>
         <w:jc w:val="both"/>
         <w:outlineLvl w:val="2"/>
         <w:rPr>
@@ -2936,7 +2946,7 @@
           <w:ilvl w:val="0"/>
           <w:numId w:val="16"/>
         </w:numPr>
-        <w:spacing w:before="100" w:beforeAutospacing="1" w:after="100" w:afterAutospacing="1" w:line="240" w:lineRule="auto"/>
+        <w:spacing w:before="100" w:beforeAutospacing="1" w:after="100" w:afterAutospacing="1" w:line="360" w:lineRule="auto"/>
         <w:jc w:val="both"/>
         <w:rPr>
           <w:rFonts w:ascii="Times New Roman" w:eastAsia="Times New Roman" w:hAnsi="Times New Roman" w:cs="Times New Roman"/>
@@ -2977,7 +2987,7 @@
           <w:ilvl w:val="0"/>
           <w:numId w:val="16"/>
         </w:numPr>
-        <w:spacing w:before="100" w:beforeAutospacing="1" w:after="100" w:afterAutospacing="1" w:line="240" w:lineRule="auto"/>
+        <w:spacing w:before="100" w:beforeAutospacing="1" w:after="100" w:afterAutospacing="1" w:line="360" w:lineRule="auto"/>
         <w:jc w:val="both"/>
         <w:rPr>
           <w:rFonts w:ascii="Times New Roman" w:eastAsia="Times New Roman" w:hAnsi="Times New Roman" w:cs="Times New Roman"/>
@@ -3000,7 +3010,7 @@
           <w:ilvl w:val="0"/>
           <w:numId w:val="16"/>
         </w:numPr>
-        <w:spacing w:before="100" w:beforeAutospacing="1" w:after="100" w:afterAutospacing="1" w:line="240" w:lineRule="auto"/>
+        <w:spacing w:before="100" w:beforeAutospacing="1" w:after="100" w:afterAutospacing="1" w:line="360" w:lineRule="auto"/>
         <w:jc w:val="both"/>
         <w:rPr>
           <w:rFonts w:ascii="Times New Roman" w:eastAsia="Times New Roman" w:hAnsi="Times New Roman" w:cs="Times New Roman"/>
@@ -3023,7 +3033,7 @@
           <w:ilvl w:val="0"/>
           <w:numId w:val="16"/>
         </w:numPr>
-        <w:spacing w:before="100" w:beforeAutospacing="1" w:after="100" w:afterAutospacing="1" w:line="240" w:lineRule="auto"/>
+        <w:spacing w:before="100" w:beforeAutospacing="1" w:after="100" w:afterAutospacing="1" w:line="360" w:lineRule="auto"/>
         <w:jc w:val="both"/>
         <w:rPr>
           <w:rFonts w:ascii="Times New Roman" w:eastAsia="Times New Roman" w:hAnsi="Times New Roman" w:cs="Times New Roman"/>
@@ -3046,26 +3056,27 @@
           <w:ilvl w:val="0"/>
           <w:numId w:val="16"/>
         </w:numPr>
-        <w:spacing w:before="100" w:beforeAutospacing="1" w:after="100" w:afterAutospacing="1" w:line="240" w:lineRule="auto"/>
-        <w:jc w:val="both"/>
-        <w:rPr>
-          <w:rFonts w:ascii="Times New Roman" w:eastAsia="Times New Roman" w:hAnsi="Times New Roman" w:cs="Times New Roman"/>
-          <w:sz w:val="24"/>
-          <w:szCs w:val="24"/>
-        </w:rPr>
-      </w:pPr>
-      <w:r>
-        <w:rPr>
-          <w:rFonts w:ascii="Times New Roman" w:eastAsia="Times New Roman" w:hAnsi="Times New Roman" w:cs="Times New Roman"/>
-          <w:sz w:val="24"/>
-          <w:szCs w:val="24"/>
-        </w:rPr>
+        <w:spacing w:before="100" w:beforeAutospacing="1" w:after="100" w:afterAutospacing="1" w:line="360" w:lineRule="auto"/>
+        <w:jc w:val="both"/>
+        <w:rPr>
+          <w:rFonts w:ascii="Times New Roman" w:eastAsia="Times New Roman" w:hAnsi="Times New Roman" w:cs="Times New Roman"/>
+          <w:sz w:val="24"/>
+          <w:szCs w:val="24"/>
+        </w:rPr>
+      </w:pPr>
+      <w:r>
+        <w:rPr>
+          <w:rFonts w:ascii="Times New Roman" w:eastAsia="Times New Roman" w:hAnsi="Times New Roman" w:cs="Times New Roman"/>
+          <w:sz w:val="24"/>
+          <w:szCs w:val="24"/>
+        </w:rPr>
+        <w:lastRenderedPageBreak/>
         <w:t>Review the AI-generated response.</w:t>
       </w:r>
     </w:p>
     <w:p>
       <w:pPr>
-        <w:spacing w:before="100" w:beforeAutospacing="1" w:after="100" w:afterAutospacing="1" w:line="240" w:lineRule="auto"/>
+        <w:spacing w:before="100" w:beforeAutospacing="1" w:after="100" w:afterAutospacing="1" w:line="360" w:lineRule="auto"/>
         <w:jc w:val="both"/>
         <w:rPr>
           <w:rFonts w:ascii="Times New Roman" w:eastAsia="Times New Roman" w:hAnsi="Times New Roman" w:cs="Times New Roman"/>
@@ -3084,7 +3095,7 @@
     </w:p>
     <w:p>
       <w:pPr>
-        <w:spacing w:before="100" w:beforeAutospacing="1" w:after="100" w:afterAutospacing="1" w:line="240" w:lineRule="auto"/>
+        <w:spacing w:before="100" w:beforeAutospacing="1" w:after="100" w:afterAutospacing="1" w:line="360" w:lineRule="auto"/>
         <w:jc w:val="both"/>
         <w:outlineLvl w:val="1"/>
         <w:rPr>
@@ -3108,7 +3119,7 @@
     </w:p>
     <w:p>
       <w:pPr>
-        <w:spacing w:before="100" w:beforeAutospacing="1" w:after="100" w:afterAutospacing="1" w:line="240" w:lineRule="auto"/>
+        <w:spacing w:before="100" w:beforeAutospacing="1" w:after="100" w:afterAutospacing="1" w:line="360" w:lineRule="auto"/>
         <w:jc w:val="both"/>
         <w:rPr>
           <w:rFonts w:ascii="Times New Roman" w:eastAsia="Times New Roman" w:hAnsi="Times New Roman" w:cs="Times New Roman"/>
@@ -3127,7 +3138,7 @@
     </w:p>
     <w:p>
       <w:pPr>
-        <w:spacing w:before="100" w:beforeAutospacing="1" w:after="100" w:afterAutospacing="1" w:line="240" w:lineRule="auto"/>
+        <w:spacing w:before="100" w:beforeAutospacing="1" w:after="100" w:afterAutospacing="1" w:line="360" w:lineRule="auto"/>
         <w:jc w:val="both"/>
         <w:rPr>
           <w:rFonts w:ascii="Times New Roman" w:eastAsia="Times New Roman" w:hAnsi="Times New Roman" w:cs="Times New Roman"/>
@@ -3150,7 +3161,7 @@
           <w:ilvl w:val="0"/>
           <w:numId w:val="17"/>
         </w:numPr>
-        <w:spacing w:before="100" w:beforeAutospacing="1" w:after="100" w:afterAutospacing="1" w:line="240" w:lineRule="auto"/>
+        <w:spacing w:before="100" w:beforeAutospacing="1" w:after="100" w:afterAutospacing="1" w:line="360" w:lineRule="auto"/>
         <w:jc w:val="both"/>
         <w:rPr>
           <w:rFonts w:ascii="Times New Roman" w:eastAsia="Times New Roman" w:hAnsi="Times New Roman" w:cs="Times New Roman"/>
@@ -3173,7 +3184,7 @@
           <w:ilvl w:val="0"/>
           <w:numId w:val="17"/>
         </w:numPr>
-        <w:spacing w:before="100" w:beforeAutospacing="1" w:after="100" w:afterAutospacing="1" w:line="240" w:lineRule="auto"/>
+        <w:spacing w:before="100" w:beforeAutospacing="1" w:after="100" w:afterAutospacing="1" w:line="360" w:lineRule="auto"/>
         <w:jc w:val="both"/>
         <w:rPr>
           <w:rFonts w:ascii="Times New Roman" w:eastAsia="Times New Roman" w:hAnsi="Times New Roman" w:cs="Times New Roman"/>
@@ -3196,7 +3207,7 @@
           <w:ilvl w:val="0"/>
           <w:numId w:val="17"/>
         </w:numPr>
-        <w:spacing w:before="100" w:beforeAutospacing="1" w:after="100" w:afterAutospacing="1" w:line="240" w:lineRule="auto"/>
+        <w:spacing w:before="100" w:beforeAutospacing="1" w:after="100" w:afterAutospacing="1" w:line="360" w:lineRule="auto"/>
         <w:jc w:val="both"/>
         <w:rPr>
           <w:rFonts w:ascii="Times New Roman" w:eastAsia="Times New Roman" w:hAnsi="Times New Roman" w:cs="Times New Roman"/>
@@ -3219,7 +3230,7 @@
           <w:ilvl w:val="0"/>
           <w:numId w:val="17"/>
         </w:numPr>
-        <w:spacing w:before="100" w:beforeAutospacing="1" w:after="100" w:afterAutospacing="1" w:line="240" w:lineRule="auto"/>
+        <w:spacing w:before="100" w:beforeAutospacing="1" w:after="100" w:afterAutospacing="1" w:line="360" w:lineRule="auto"/>
         <w:jc w:val="both"/>
         <w:rPr>
           <w:rFonts w:ascii="Times New Roman" w:eastAsia="Times New Roman" w:hAnsi="Times New Roman" w:cs="Times New Roman"/>
@@ -3242,7 +3253,7 @@
           <w:ilvl w:val="0"/>
           <w:numId w:val="17"/>
         </w:numPr>
-        <w:spacing w:before="100" w:beforeAutospacing="1" w:after="100" w:afterAutospacing="1" w:line="240" w:lineRule="auto"/>
+        <w:spacing w:before="100" w:beforeAutospacing="1" w:after="100" w:afterAutospacing="1" w:line="360" w:lineRule="auto"/>
         <w:jc w:val="both"/>
         <w:rPr>
           <w:rFonts w:ascii="Times New Roman" w:eastAsia="Times New Roman" w:hAnsi="Times New Roman" w:cs="Times New Roman"/>
@@ -3261,7 +3272,7 @@
     </w:p>
     <w:p>
       <w:pPr>
-        <w:spacing w:before="100" w:beforeAutospacing="1" w:after="100" w:afterAutospacing="1" w:line="240" w:lineRule="auto"/>
+        <w:spacing w:before="100" w:beforeAutospacing="1" w:after="100" w:afterAutospacing="1" w:line="360" w:lineRule="auto"/>
         <w:jc w:val="both"/>
         <w:outlineLvl w:val="2"/>
         <w:rPr>
@@ -3289,7 +3300,7 @@
           <w:ilvl w:val="0"/>
           <w:numId w:val="18"/>
         </w:numPr>
-        <w:spacing w:before="100" w:beforeAutospacing="1" w:after="100" w:afterAutospacing="1" w:line="240" w:lineRule="auto"/>
+        <w:spacing w:before="100" w:beforeAutospacing="1" w:after="100" w:afterAutospacing="1" w:line="360" w:lineRule="auto"/>
         <w:jc w:val="both"/>
         <w:rPr>
           <w:rFonts w:ascii="Times New Roman" w:eastAsia="Times New Roman" w:hAnsi="Times New Roman" w:cs="Times New Roman"/>
@@ -3312,7 +3323,7 @@
           <w:ilvl w:val="0"/>
           <w:numId w:val="18"/>
         </w:numPr>
-        <w:spacing w:before="100" w:beforeAutospacing="1" w:after="100" w:afterAutospacing="1" w:line="240" w:lineRule="auto"/>
+        <w:spacing w:before="100" w:beforeAutospacing="1" w:after="100" w:afterAutospacing="1" w:line="360" w:lineRule="auto"/>
         <w:jc w:val="both"/>
         <w:rPr>
           <w:rFonts w:ascii="Times New Roman" w:eastAsia="Times New Roman" w:hAnsi="Times New Roman" w:cs="Times New Roman"/>
@@ -3335,7 +3346,7 @@
           <w:ilvl w:val="0"/>
           <w:numId w:val="18"/>
         </w:numPr>
-        <w:spacing w:before="100" w:beforeAutospacing="1" w:after="100" w:afterAutospacing="1" w:line="240" w:lineRule="auto"/>
+        <w:spacing w:before="100" w:beforeAutospacing="1" w:after="100" w:afterAutospacing="1" w:line="360" w:lineRule="auto"/>
         <w:jc w:val="both"/>
         <w:rPr>
           <w:rFonts w:ascii="Times New Roman" w:eastAsia="Times New Roman" w:hAnsi="Times New Roman" w:cs="Times New Roman"/>
@@ -3358,7 +3369,7 @@
           <w:ilvl w:val="0"/>
           <w:numId w:val="18"/>
         </w:numPr>
-        <w:spacing w:before="100" w:beforeAutospacing="1" w:after="100" w:afterAutospacing="1" w:line="240" w:lineRule="auto"/>
+        <w:spacing w:before="100" w:beforeAutospacing="1" w:after="100" w:afterAutospacing="1" w:line="360" w:lineRule="auto"/>
         <w:jc w:val="both"/>
         <w:rPr>
           <w:rFonts w:ascii="Times New Roman" w:eastAsia="Times New Roman" w:hAnsi="Times New Roman" w:cs="Times New Roman"/>
@@ -3381,27 +3392,26 @@
           <w:ilvl w:val="0"/>
           <w:numId w:val="18"/>
         </w:numPr>
-        <w:spacing w:before="100" w:beforeAutospacing="1" w:after="100" w:afterAutospacing="1" w:line="240" w:lineRule="auto"/>
-        <w:jc w:val="both"/>
-        <w:rPr>
-          <w:rFonts w:ascii="Times New Roman" w:eastAsia="Times New Roman" w:hAnsi="Times New Roman" w:cs="Times New Roman"/>
-          <w:sz w:val="24"/>
-          <w:szCs w:val="24"/>
-        </w:rPr>
-      </w:pPr>
-      <w:r>
-        <w:rPr>
-          <w:rFonts w:ascii="Times New Roman" w:eastAsia="Times New Roman" w:hAnsi="Times New Roman" w:cs="Times New Roman"/>
-          <w:sz w:val="24"/>
-          <w:szCs w:val="24"/>
-        </w:rPr>
-        <w:lastRenderedPageBreak/>
+        <w:spacing w:before="100" w:beforeAutospacing="1" w:after="100" w:afterAutospacing="1" w:line="360" w:lineRule="auto"/>
+        <w:jc w:val="both"/>
+        <w:rPr>
+          <w:rFonts w:ascii="Times New Roman" w:eastAsia="Times New Roman" w:hAnsi="Times New Roman" w:cs="Times New Roman"/>
+          <w:sz w:val="24"/>
+          <w:szCs w:val="24"/>
+        </w:rPr>
+      </w:pPr>
+      <w:r>
+        <w:rPr>
+          <w:rFonts w:ascii="Times New Roman" w:eastAsia="Times New Roman" w:hAnsi="Times New Roman" w:cs="Times New Roman"/>
+          <w:sz w:val="24"/>
+          <w:szCs w:val="24"/>
+        </w:rPr>
         <w:t>Check available milestones and badges.</w:t>
       </w:r>
     </w:p>
     <w:p>
       <w:pPr>
-        <w:spacing w:before="100" w:beforeAutospacing="1" w:after="100" w:afterAutospacing="1" w:line="240" w:lineRule="auto"/>
+        <w:spacing w:before="100" w:beforeAutospacing="1" w:after="100" w:afterAutospacing="1" w:line="360" w:lineRule="auto"/>
         <w:jc w:val="both"/>
         <w:outlineLvl w:val="1"/>
         <w:rPr>
@@ -3425,7 +3435,7 @@
     </w:p>
     <w:p>
       <w:pPr>
-        <w:spacing w:before="100" w:beforeAutospacing="1" w:after="100" w:afterAutospacing="1" w:line="240" w:lineRule="auto"/>
+        <w:spacing w:before="100" w:beforeAutospacing="1" w:after="100" w:afterAutospacing="1" w:line="360" w:lineRule="auto"/>
         <w:jc w:val="both"/>
         <w:rPr>
           <w:rFonts w:ascii="Times New Roman" w:eastAsia="Times New Roman" w:hAnsi="Times New Roman" w:cs="Times New Roman"/>
@@ -3444,7 +3454,7 @@
     </w:p>
     <w:p>
       <w:pPr>
-        <w:spacing w:before="100" w:beforeAutospacing="1" w:after="100" w:afterAutospacing="1" w:line="240" w:lineRule="auto"/>
+        <w:spacing w:before="100" w:beforeAutospacing="1" w:after="100" w:afterAutospacing="1" w:line="360" w:lineRule="auto"/>
         <w:jc w:val="both"/>
         <w:rPr>
           <w:rFonts w:ascii="Times New Roman" w:eastAsia="Times New Roman" w:hAnsi="Times New Roman" w:cs="Times New Roman"/>
@@ -3467,7 +3477,7 @@
           <w:ilvl w:val="0"/>
           <w:numId w:val="19"/>
         </w:numPr>
-        <w:spacing w:before="100" w:beforeAutospacing="1" w:after="100" w:afterAutospacing="1" w:line="240" w:lineRule="auto"/>
+        <w:spacing w:before="100" w:beforeAutospacing="1" w:after="100" w:afterAutospacing="1" w:line="360" w:lineRule="auto"/>
         <w:jc w:val="both"/>
         <w:rPr>
           <w:rFonts w:ascii="Times New Roman" w:eastAsia="Times New Roman" w:hAnsi="Times New Roman" w:cs="Times New Roman"/>
@@ -3490,7 +3500,7 @@
           <w:ilvl w:val="0"/>
           <w:numId w:val="19"/>
         </w:numPr>
-        <w:spacing w:before="100" w:beforeAutospacing="1" w:after="100" w:afterAutospacing="1" w:line="240" w:lineRule="auto"/>
+        <w:spacing w:before="100" w:beforeAutospacing="1" w:after="100" w:afterAutospacing="1" w:line="360" w:lineRule="auto"/>
         <w:jc w:val="both"/>
         <w:rPr>
           <w:rFonts w:ascii="Times New Roman" w:eastAsia="Times New Roman" w:hAnsi="Times New Roman" w:cs="Times New Roman"/>
@@ -3513,7 +3523,7 @@
           <w:ilvl w:val="0"/>
           <w:numId w:val="19"/>
         </w:numPr>
-        <w:spacing w:before="100" w:beforeAutospacing="1" w:after="100" w:afterAutospacing="1" w:line="240" w:lineRule="auto"/>
+        <w:spacing w:before="100" w:beforeAutospacing="1" w:after="100" w:afterAutospacing="1" w:line="360" w:lineRule="auto"/>
         <w:jc w:val="both"/>
         <w:rPr>
           <w:rFonts w:ascii="Times New Roman" w:eastAsia="Times New Roman" w:hAnsi="Times New Roman" w:cs="Times New Roman"/>
@@ -3536,7 +3546,7 @@
           <w:ilvl w:val="0"/>
           <w:numId w:val="19"/>
         </w:numPr>
-        <w:spacing w:before="100" w:beforeAutospacing="1" w:after="100" w:afterAutospacing="1" w:line="240" w:lineRule="auto"/>
+        <w:spacing w:before="100" w:beforeAutospacing="1" w:after="100" w:afterAutospacing="1" w:line="360" w:lineRule="auto"/>
         <w:jc w:val="both"/>
         <w:rPr>
           <w:rFonts w:ascii="Times New Roman" w:eastAsia="Times New Roman" w:hAnsi="Times New Roman" w:cs="Times New Roman"/>
@@ -3555,26 +3565,27 @@
     </w:p>
     <w:p>
       <w:pPr>
-        <w:spacing w:before="100" w:beforeAutospacing="1" w:after="100" w:afterAutospacing="1" w:line="240" w:lineRule="auto"/>
-        <w:jc w:val="both"/>
-        <w:rPr>
-          <w:rFonts w:ascii="Times New Roman" w:eastAsia="Times New Roman" w:hAnsi="Times New Roman" w:cs="Times New Roman"/>
-          <w:sz w:val="24"/>
-          <w:szCs w:val="24"/>
-        </w:rPr>
-      </w:pPr>
-      <w:r>
-        <w:rPr>
-          <w:rFonts w:ascii="Times New Roman" w:eastAsia="Times New Roman" w:hAnsi="Times New Roman" w:cs="Times New Roman"/>
-          <w:sz w:val="24"/>
-          <w:szCs w:val="24"/>
-        </w:rPr>
+        <w:spacing w:before="100" w:beforeAutospacing="1" w:after="100" w:afterAutospacing="1" w:line="360" w:lineRule="auto"/>
+        <w:jc w:val="both"/>
+        <w:rPr>
+          <w:rFonts w:ascii="Times New Roman" w:eastAsia="Times New Roman" w:hAnsi="Times New Roman" w:cs="Times New Roman"/>
+          <w:sz w:val="24"/>
+          <w:szCs w:val="24"/>
+        </w:rPr>
+      </w:pPr>
+      <w:r>
+        <w:rPr>
+          <w:rFonts w:ascii="Times New Roman" w:eastAsia="Times New Roman" w:hAnsi="Times New Roman" w:cs="Times New Roman"/>
+          <w:sz w:val="24"/>
+          <w:szCs w:val="24"/>
+        </w:rPr>
+        <w:lastRenderedPageBreak/>
         <w:t>The dashboard provides a convenient starting point for accessing important features.</w:t>
       </w:r>
     </w:p>
     <w:p>
       <w:pPr>
-        <w:spacing w:before="100" w:beforeAutospacing="1" w:after="100" w:afterAutospacing="1" w:line="240" w:lineRule="auto"/>
+        <w:spacing w:before="100" w:beforeAutospacing="1" w:after="100" w:afterAutospacing="1" w:line="360" w:lineRule="auto"/>
         <w:jc w:val="both"/>
         <w:outlineLvl w:val="1"/>
         <w:rPr>
@@ -3598,7 +3609,7 @@
     </w:p>
     <w:p>
       <w:pPr>
-        <w:spacing w:before="100" w:beforeAutospacing="1" w:after="100" w:afterAutospacing="1" w:line="240" w:lineRule="auto"/>
+        <w:spacing w:before="100" w:beforeAutospacing="1" w:after="100" w:afterAutospacing="1" w:line="360" w:lineRule="auto"/>
         <w:jc w:val="both"/>
         <w:rPr>
           <w:rFonts w:ascii="Times New Roman" w:eastAsia="Times New Roman" w:hAnsi="Times New Roman" w:cs="Times New Roman"/>
@@ -3617,7 +3628,7 @@
     </w:p>
     <w:p>
       <w:pPr>
-        <w:spacing w:before="100" w:beforeAutospacing="1" w:after="100" w:afterAutospacing="1" w:line="240" w:lineRule="auto"/>
+        <w:spacing w:before="100" w:beforeAutospacing="1" w:after="100" w:afterAutospacing="1" w:line="360" w:lineRule="auto"/>
         <w:jc w:val="both"/>
         <w:rPr>
           <w:rFonts w:ascii="Times New Roman" w:eastAsia="Times New Roman" w:hAnsi="Times New Roman" w:cs="Times New Roman"/>
@@ -3640,7 +3651,7 @@
           <w:ilvl w:val="0"/>
           <w:numId w:val="20"/>
         </w:numPr>
-        <w:spacing w:before="100" w:beforeAutospacing="1" w:after="100" w:afterAutospacing="1" w:line="240" w:lineRule="auto"/>
+        <w:spacing w:before="100" w:beforeAutospacing="1" w:after="100" w:afterAutospacing="1" w:line="360" w:lineRule="auto"/>
         <w:jc w:val="both"/>
         <w:rPr>
           <w:rFonts w:ascii="Times New Roman" w:eastAsia="Times New Roman" w:hAnsi="Times New Roman" w:cs="Times New Roman"/>
@@ -3663,7 +3674,7 @@
           <w:ilvl w:val="0"/>
           <w:numId w:val="20"/>
         </w:numPr>
-        <w:spacing w:before="100" w:beforeAutospacing="1" w:after="100" w:afterAutospacing="1" w:line="240" w:lineRule="auto"/>
+        <w:spacing w:before="100" w:beforeAutospacing="1" w:after="100" w:afterAutospacing="1" w:line="360" w:lineRule="auto"/>
         <w:jc w:val="both"/>
         <w:rPr>
           <w:rFonts w:ascii="Times New Roman" w:eastAsia="Times New Roman" w:hAnsi="Times New Roman" w:cs="Times New Roman"/>
@@ -3686,7 +3697,7 @@
           <w:ilvl w:val="0"/>
           <w:numId w:val="20"/>
         </w:numPr>
-        <w:spacing w:before="100" w:beforeAutospacing="1" w:after="100" w:afterAutospacing="1" w:line="240" w:lineRule="auto"/>
+        <w:spacing w:before="100" w:beforeAutospacing="1" w:after="100" w:afterAutospacing="1" w:line="360" w:lineRule="auto"/>
         <w:jc w:val="both"/>
         <w:rPr>
           <w:rFonts w:ascii="Times New Roman" w:eastAsia="Times New Roman" w:hAnsi="Times New Roman" w:cs="Times New Roman"/>
@@ -3709,7 +3720,7 @@
           <w:ilvl w:val="0"/>
           <w:numId w:val="20"/>
         </w:numPr>
-        <w:spacing w:before="100" w:beforeAutospacing="1" w:after="100" w:afterAutospacing="1" w:line="240" w:lineRule="auto"/>
+        <w:spacing w:before="100" w:beforeAutospacing="1" w:after="100" w:afterAutospacing="1" w:line="360" w:lineRule="auto"/>
         <w:jc w:val="both"/>
         <w:rPr>
           <w:rFonts w:ascii="Times New Roman" w:eastAsia="Times New Roman" w:hAnsi="Times New Roman" w:cs="Times New Roman"/>
@@ -3728,7 +3739,7 @@
     </w:p>
     <w:p>
       <w:pPr>
-        <w:spacing w:before="100" w:beforeAutospacing="1" w:after="100" w:afterAutospacing="1" w:line="240" w:lineRule="auto"/>
+        <w:spacing w:before="100" w:beforeAutospacing="1" w:after="100" w:afterAutospacing="1" w:line="360" w:lineRule="auto"/>
         <w:jc w:val="both"/>
         <w:outlineLvl w:val="2"/>
         <w:rPr>
@@ -3752,7 +3763,7 @@
     </w:p>
     <w:p>
       <w:pPr>
-        <w:spacing w:before="100" w:beforeAutospacing="1" w:after="100" w:afterAutospacing="1" w:line="240" w:lineRule="auto"/>
+        <w:spacing w:before="100" w:beforeAutospacing="1" w:after="100" w:afterAutospacing="1" w:line="360" w:lineRule="auto"/>
         <w:jc w:val="both"/>
         <w:rPr>
           <w:rFonts w:ascii="Times New Roman" w:eastAsia="Times New Roman" w:hAnsi="Times New Roman" w:cs="Times New Roman"/>
@@ -3771,7 +3782,7 @@
     </w:p>
     <w:p>
       <w:pPr>
-        <w:spacing w:before="100" w:beforeAutospacing="1" w:after="100" w:afterAutospacing="1" w:line="240" w:lineRule="auto"/>
+        <w:spacing w:before="100" w:beforeAutospacing="1" w:after="100" w:afterAutospacing="1" w:line="360" w:lineRule="auto"/>
         <w:jc w:val="both"/>
         <w:outlineLvl w:val="2"/>
         <w:rPr>
@@ -3795,7 +3806,7 @@
     </w:p>
     <w:p>
       <w:pPr>
-        <w:spacing w:before="100" w:beforeAutospacing="1" w:after="100" w:afterAutospacing="1" w:line="240" w:lineRule="auto"/>
+        <w:spacing w:before="100" w:beforeAutospacing="1" w:after="100" w:afterAutospacing="1" w:line="360" w:lineRule="auto"/>
         <w:jc w:val="both"/>
         <w:rPr>
           <w:rFonts w:ascii="Times New Roman" w:eastAsia="Times New Roman" w:hAnsi="Times New Roman" w:cs="Times New Roman"/>
@@ -3814,7 +3825,7 @@
     </w:p>
     <w:p>
       <w:pPr>
-        <w:spacing w:before="100" w:beforeAutospacing="1" w:after="100" w:afterAutospacing="1" w:line="240" w:lineRule="auto"/>
+        <w:spacing w:before="100" w:beforeAutospacing="1" w:after="100" w:afterAutospacing="1" w:line="360" w:lineRule="auto"/>
         <w:jc w:val="both"/>
         <w:outlineLvl w:val="2"/>
         <w:rPr>
@@ -3838,7 +3849,7 @@
     </w:p>
     <w:p>
       <w:pPr>
-        <w:spacing w:before="100" w:beforeAutospacing="1" w:after="100" w:afterAutospacing="1" w:line="240" w:lineRule="auto"/>
+        <w:spacing w:before="100" w:beforeAutospacing="1" w:after="100" w:afterAutospacing="1" w:line="360" w:lineRule="auto"/>
         <w:jc w:val="both"/>
         <w:rPr>
           <w:rFonts w:ascii="Times New Roman" w:eastAsia="Times New Roman" w:hAnsi="Times New Roman" w:cs="Times New Roman"/>
@@ -3857,7 +3868,7 @@
     </w:p>
     <w:p>
       <w:pPr>
-        <w:spacing w:before="100" w:beforeAutospacing="1" w:after="100" w:afterAutospacing="1" w:line="240" w:lineRule="auto"/>
+        <w:spacing w:before="100" w:beforeAutospacing="1" w:after="100" w:afterAutospacing="1" w:line="360" w:lineRule="auto"/>
         <w:jc w:val="both"/>
         <w:outlineLvl w:val="2"/>
         <w:rPr>
@@ -3881,7 +3892,7 @@
     </w:p>
     <w:p>
       <w:pPr>
-        <w:spacing w:before="100" w:beforeAutospacing="1" w:after="100" w:afterAutospacing="1" w:line="240" w:lineRule="auto"/>
+        <w:spacing w:before="100" w:beforeAutospacing="1" w:after="100" w:afterAutospacing="1" w:line="360" w:lineRule="auto"/>
         <w:jc w:val="both"/>
         <w:rPr>
           <w:rFonts w:ascii="Times New Roman" w:eastAsia="Times New Roman" w:hAnsi="Times New Roman" w:cs="Times New Roman"/>
@@ -3900,7 +3911,7 @@
     </w:p>
     <w:p>
       <w:pPr>
-        <w:spacing w:before="100" w:beforeAutospacing="1" w:after="100" w:afterAutospacing="1" w:line="240" w:lineRule="auto"/>
+        <w:spacing w:before="100" w:beforeAutospacing="1" w:after="100" w:afterAutospacing="1" w:line="360" w:lineRule="auto"/>
         <w:jc w:val="both"/>
         <w:rPr>
           <w:rFonts w:ascii="Times New Roman" w:eastAsia="Times New Roman" w:hAnsi="Times New Roman" w:cs="Times New Roman"/>
@@ -3919,7 +3930,7 @@
     </w:p>
     <w:p>
       <w:pPr>
-        <w:spacing w:before="100" w:beforeAutospacing="1" w:after="100" w:afterAutospacing="1" w:line="240" w:lineRule="auto"/>
+        <w:spacing w:before="100" w:beforeAutospacing="1" w:after="100" w:afterAutospacing="1" w:line="360" w:lineRule="auto"/>
         <w:jc w:val="both"/>
         <w:outlineLvl w:val="1"/>
         <w:rPr>
@@ -3943,7 +3954,49 @@
     </w:p>
     <w:p>
       <w:pPr>
-        <w:spacing w:before="100" w:beforeAutospacing="1" w:after="100" w:afterAutospacing="1" w:line="240" w:lineRule="auto"/>
+        <w:spacing w:before="100" w:beforeAutospacing="1" w:after="100" w:afterAutospacing="1" w:line="360" w:lineRule="auto"/>
+        <w:rPr>
+          <w:rFonts w:ascii="Times New Roman" w:eastAsia="Times New Roman" w:hAnsi="Times New Roman" w:cs="Times New Roman"/>
+          <w:sz w:val="24"/>
+          <w:szCs w:val="24"/>
+        </w:rPr>
+      </w:pPr>
+      <w:r>
+        <w:rPr>
+          <w:rFonts w:ascii="Times New Roman" w:eastAsia="Times New Roman" w:hAnsi="Times New Roman" w:cs="Times New Roman"/>
+          <w:sz w:val="24"/>
+          <w:szCs w:val="24"/>
+        </w:rPr>
+        <w:t>The Analytics Dashboard provides information about application usage and student progress.</w:t>
+      </w:r>
+    </w:p>
+    <w:p>
+      <w:pPr>
+        <w:spacing w:before="100" w:beforeAutospacing="1" w:after="100" w:afterAutospacing="1" w:line="360" w:lineRule="auto"/>
+        <w:jc w:val="both"/>
+        <w:rPr>
+          <w:rFonts w:ascii="Times New Roman" w:eastAsia="Times New Roman" w:hAnsi="Times New Roman" w:cs="Times New Roman"/>
+          <w:sz w:val="24"/>
+          <w:szCs w:val="24"/>
+        </w:rPr>
+      </w:pPr>
+      <w:r>
+        <w:rPr>
+          <w:rFonts w:ascii="Times New Roman" w:eastAsia="Times New Roman" w:hAnsi="Times New Roman" w:cs="Times New Roman"/>
+          <w:sz w:val="24"/>
+          <w:szCs w:val="24"/>
+        </w:rPr>
+        <w:t>It supports information such as:</w:t>
+      </w:r>
+    </w:p>
+    <w:p>
+      <w:pPr>
+        <w:numPr>
+          <w:ilvl w:val="0"/>
+          <w:numId w:val="21"/>
+        </w:numPr>
+        <w:spacing w:before="100" w:beforeAutospacing="1" w:after="100" w:afterAutospacing="1" w:line="360" w:lineRule="auto"/>
+        <w:jc w:val="both"/>
         <w:rPr>
           <w:rFonts w:ascii="Times New Roman" w:eastAsia="Times New Roman" w:hAnsi="Times New Roman" w:cs="Times New Roman"/>
           <w:sz w:val="24"/>
@@ -3957,26 +4010,7 @@
           <w:szCs w:val="24"/>
         </w:rPr>
         <w:lastRenderedPageBreak/>
-        <w:t>The Analytics Dashboard provides information about application usage and student progress.</w:t>
-      </w:r>
-    </w:p>
-    <w:p>
-      <w:pPr>
-        <w:spacing w:before="100" w:beforeAutospacing="1" w:after="100" w:afterAutospacing="1" w:line="240" w:lineRule="auto"/>
-        <w:jc w:val="both"/>
-        <w:rPr>
-          <w:rFonts w:ascii="Times New Roman" w:eastAsia="Times New Roman" w:hAnsi="Times New Roman" w:cs="Times New Roman"/>
-          <w:sz w:val="24"/>
-          <w:szCs w:val="24"/>
-        </w:rPr>
-      </w:pPr>
-      <w:r>
-        <w:rPr>
-          <w:rFonts w:ascii="Times New Roman" w:eastAsia="Times New Roman" w:hAnsi="Times New Roman" w:cs="Times New Roman"/>
-          <w:sz w:val="24"/>
-          <w:szCs w:val="24"/>
-        </w:rPr>
-        <w:t>It supports information such as:</w:t>
+        <w:t>User growth statistics</w:t>
       </w:r>
     </w:p>
     <w:p>
@@ -3985,21 +4019,21 @@
           <w:ilvl w:val="0"/>
           <w:numId w:val="21"/>
         </w:numPr>
-        <w:spacing w:before="100" w:beforeAutospacing="1" w:after="100" w:afterAutospacing="1" w:line="240" w:lineRule="auto"/>
-        <w:jc w:val="both"/>
-        <w:rPr>
-          <w:rFonts w:ascii="Times New Roman" w:eastAsia="Times New Roman" w:hAnsi="Times New Roman" w:cs="Times New Roman"/>
-          <w:sz w:val="24"/>
-          <w:szCs w:val="24"/>
-        </w:rPr>
-      </w:pPr>
-      <w:r>
-        <w:rPr>
-          <w:rFonts w:ascii="Times New Roman" w:eastAsia="Times New Roman" w:hAnsi="Times New Roman" w:cs="Times New Roman"/>
-          <w:sz w:val="24"/>
-          <w:szCs w:val="24"/>
-        </w:rPr>
-        <w:t>User growth statistics</w:t>
+        <w:spacing w:before="100" w:beforeAutospacing="1" w:after="100" w:afterAutospacing="1" w:line="360" w:lineRule="auto"/>
+        <w:jc w:val="both"/>
+        <w:rPr>
+          <w:rFonts w:ascii="Times New Roman" w:eastAsia="Times New Roman" w:hAnsi="Times New Roman" w:cs="Times New Roman"/>
+          <w:sz w:val="24"/>
+          <w:szCs w:val="24"/>
+        </w:rPr>
+      </w:pPr>
+      <w:r>
+        <w:rPr>
+          <w:rFonts w:ascii="Times New Roman" w:eastAsia="Times New Roman" w:hAnsi="Times New Roman" w:cs="Times New Roman"/>
+          <w:sz w:val="24"/>
+          <w:szCs w:val="24"/>
+        </w:rPr>
+        <w:t>Most recommended careers</w:t>
       </w:r>
     </w:p>
     <w:p>
@@ -4008,21 +4042,21 @@
           <w:ilvl w:val="0"/>
           <w:numId w:val="21"/>
         </w:numPr>
-        <w:spacing w:before="100" w:beforeAutospacing="1" w:after="100" w:afterAutospacing="1" w:line="240" w:lineRule="auto"/>
-        <w:jc w:val="both"/>
-        <w:rPr>
-          <w:rFonts w:ascii="Times New Roman" w:eastAsia="Times New Roman" w:hAnsi="Times New Roman" w:cs="Times New Roman"/>
-          <w:sz w:val="24"/>
-          <w:szCs w:val="24"/>
-        </w:rPr>
-      </w:pPr>
-      <w:r>
-        <w:rPr>
-          <w:rFonts w:ascii="Times New Roman" w:eastAsia="Times New Roman" w:hAnsi="Times New Roman" w:cs="Times New Roman"/>
-          <w:sz w:val="24"/>
-          <w:szCs w:val="24"/>
-        </w:rPr>
-        <w:t>Most recommended careers</w:t>
+        <w:spacing w:before="100" w:beforeAutospacing="1" w:after="100" w:afterAutospacing="1" w:line="360" w:lineRule="auto"/>
+        <w:jc w:val="both"/>
+        <w:rPr>
+          <w:rFonts w:ascii="Times New Roman" w:eastAsia="Times New Roman" w:hAnsi="Times New Roman" w:cs="Times New Roman"/>
+          <w:sz w:val="24"/>
+          <w:szCs w:val="24"/>
+        </w:rPr>
+      </w:pPr>
+      <w:r>
+        <w:rPr>
+          <w:rFonts w:ascii="Times New Roman" w:eastAsia="Times New Roman" w:hAnsi="Times New Roman" w:cs="Times New Roman"/>
+          <w:sz w:val="24"/>
+          <w:szCs w:val="24"/>
+        </w:rPr>
+        <w:t>Assessment completion rates</w:t>
       </w:r>
     </w:p>
     <w:p>
@@ -4031,30 +4065,7 @@
           <w:ilvl w:val="0"/>
           <w:numId w:val="21"/>
         </w:numPr>
-        <w:spacing w:before="100" w:beforeAutospacing="1" w:after="100" w:afterAutospacing="1" w:line="240" w:lineRule="auto"/>
-        <w:jc w:val="both"/>
-        <w:rPr>
-          <w:rFonts w:ascii="Times New Roman" w:eastAsia="Times New Roman" w:hAnsi="Times New Roman" w:cs="Times New Roman"/>
-          <w:sz w:val="24"/>
-          <w:szCs w:val="24"/>
-        </w:rPr>
-      </w:pPr>
-      <w:r>
-        <w:rPr>
-          <w:rFonts w:ascii="Times New Roman" w:eastAsia="Times New Roman" w:hAnsi="Times New Roman" w:cs="Times New Roman"/>
-          <w:sz w:val="24"/>
-          <w:szCs w:val="24"/>
-        </w:rPr>
-        <w:t>Assessment completion rates</w:t>
-      </w:r>
-    </w:p>
-    <w:p>
-      <w:pPr>
-        <w:numPr>
-          <w:ilvl w:val="0"/>
-          <w:numId w:val="21"/>
-        </w:numPr>
-        <w:spacing w:before="100" w:beforeAutospacing="1" w:after="100" w:afterAutospacing="1" w:line="240" w:lineRule="auto"/>
+        <w:spacing w:before="100" w:beforeAutospacing="1" w:after="100" w:afterAutospacing="1" w:line="360" w:lineRule="auto"/>
         <w:jc w:val="both"/>
         <w:rPr>
           <w:rFonts w:ascii="Times New Roman" w:eastAsia="Times New Roman" w:hAnsi="Times New Roman" w:cs="Times New Roman"/>
@@ -4073,7 +4084,7 @@
     </w:p>
     <w:p>
       <w:pPr>
-        <w:spacing w:before="100" w:beforeAutospacing="1" w:after="100" w:afterAutospacing="1" w:line="240" w:lineRule="auto"/>
+        <w:spacing w:before="100" w:beforeAutospacing="1" w:after="100" w:afterAutospacing="1" w:line="360" w:lineRule="auto"/>
         <w:jc w:val="both"/>
         <w:rPr>
           <w:rFonts w:ascii="Times New Roman" w:eastAsia="Times New Roman" w:hAnsi="Times New Roman" w:cs="Times New Roman"/>
@@ -4092,7 +4103,7 @@
     </w:p>
     <w:p>
       <w:pPr>
-        <w:spacing w:before="100" w:beforeAutospacing="1" w:after="100" w:afterAutospacing="1" w:line="240" w:lineRule="auto"/>
+        <w:spacing w:before="100" w:beforeAutospacing="1" w:after="100" w:afterAutospacing="1" w:line="360" w:lineRule="auto"/>
         <w:jc w:val="both"/>
         <w:outlineLvl w:val="1"/>
         <w:rPr>
@@ -4116,7 +4127,7 @@
     </w:p>
     <w:p>
       <w:pPr>
-        <w:spacing w:before="100" w:beforeAutospacing="1" w:after="100" w:afterAutospacing="1" w:line="240" w:lineRule="auto"/>
+        <w:spacing w:before="100" w:beforeAutospacing="1" w:after="100" w:afterAutospacing="1" w:line="360" w:lineRule="auto"/>
         <w:jc w:val="both"/>
         <w:rPr>
           <w:rFonts w:ascii="Times New Roman" w:eastAsia="Times New Roman" w:hAnsi="Times New Roman" w:cs="Times New Roman"/>
@@ -4135,7 +4146,7 @@
     </w:p>
     <w:p>
       <w:pPr>
-        <w:spacing w:before="100" w:beforeAutospacing="1" w:after="100" w:afterAutospacing="1" w:line="240" w:lineRule="auto"/>
+        <w:spacing w:before="100" w:beforeAutospacing="1" w:after="100" w:afterAutospacing="1" w:line="360" w:lineRule="auto"/>
         <w:jc w:val="both"/>
         <w:outlineLvl w:val="2"/>
         <w:rPr>
@@ -4163,7 +4174,7 @@
           <w:ilvl w:val="0"/>
           <w:numId w:val="22"/>
         </w:numPr>
-        <w:spacing w:before="100" w:beforeAutospacing="1" w:after="100" w:afterAutospacing="1" w:line="240" w:lineRule="auto"/>
+        <w:spacing w:before="100" w:beforeAutospacing="1" w:after="100" w:afterAutospacing="1" w:line="360" w:lineRule="auto"/>
         <w:jc w:val="both"/>
         <w:rPr>
           <w:rFonts w:ascii="Times New Roman" w:eastAsia="Times New Roman" w:hAnsi="Times New Roman" w:cs="Times New Roman"/>
@@ -4186,7 +4197,7 @@
           <w:ilvl w:val="0"/>
           <w:numId w:val="22"/>
         </w:numPr>
-        <w:spacing w:before="100" w:beforeAutospacing="1" w:after="100" w:afterAutospacing="1" w:line="240" w:lineRule="auto"/>
+        <w:spacing w:before="100" w:beforeAutospacing="1" w:after="100" w:afterAutospacing="1" w:line="360" w:lineRule="auto"/>
         <w:jc w:val="both"/>
         <w:rPr>
           <w:rFonts w:ascii="Times New Roman" w:eastAsia="Times New Roman" w:hAnsi="Times New Roman" w:cs="Times New Roman"/>
@@ -4209,7 +4220,7 @@
           <w:ilvl w:val="0"/>
           <w:numId w:val="22"/>
         </w:numPr>
-        <w:spacing w:before="100" w:beforeAutospacing="1" w:after="100" w:afterAutospacing="1" w:line="240" w:lineRule="auto"/>
+        <w:spacing w:before="100" w:beforeAutospacing="1" w:after="100" w:afterAutospacing="1" w:line="360" w:lineRule="auto"/>
         <w:jc w:val="both"/>
         <w:rPr>
           <w:rFonts w:ascii="Times New Roman" w:eastAsia="Times New Roman" w:hAnsi="Times New Roman" w:cs="Times New Roman"/>
@@ -4228,7 +4239,7 @@
     </w:p>
     <w:p>
       <w:pPr>
-        <w:spacing w:before="100" w:beforeAutospacing="1" w:after="100" w:afterAutospacing="1" w:line="240" w:lineRule="auto"/>
+        <w:spacing w:before="100" w:beforeAutospacing="1" w:after="100" w:afterAutospacing="1" w:line="360" w:lineRule="auto"/>
         <w:jc w:val="both"/>
         <w:outlineLvl w:val="1"/>
         <w:rPr>
@@ -4252,7 +4263,7 @@
     </w:p>
     <w:p>
       <w:pPr>
-        <w:spacing w:before="100" w:beforeAutospacing="1" w:after="100" w:afterAutospacing="1" w:line="240" w:lineRule="auto"/>
+        <w:spacing w:before="100" w:beforeAutospacing="1" w:after="100" w:afterAutospacing="1" w:line="360" w:lineRule="auto"/>
         <w:jc w:val="both"/>
         <w:rPr>
           <w:rFonts w:ascii="Times New Roman" w:eastAsia="Times New Roman" w:hAnsi="Times New Roman" w:cs="Times New Roman"/>
@@ -4271,7 +4282,7 @@
     </w:p>
     <w:p>
       <w:pPr>
-        <w:spacing w:before="100" w:beforeAutospacing="1" w:after="100" w:afterAutospacing="1" w:line="240" w:lineRule="auto"/>
+        <w:spacing w:before="100" w:beforeAutospacing="1" w:after="100" w:afterAutospacing="1" w:line="360" w:lineRule="auto"/>
         <w:jc w:val="both"/>
         <w:rPr>
           <w:rFonts w:ascii="Times New Roman" w:eastAsia="Times New Roman" w:hAnsi="Times New Roman" w:cs="Times New Roman"/>
@@ -4314,7 +4325,7 @@
     </w:p>
     <w:p>
       <w:pPr>
-        <w:spacing w:before="100" w:beforeAutospacing="1" w:after="100" w:afterAutospacing="1" w:line="240" w:lineRule="auto"/>
+        <w:spacing w:before="100" w:beforeAutospacing="1" w:after="100" w:afterAutospacing="1" w:line="360" w:lineRule="auto"/>
         <w:jc w:val="both"/>
         <w:rPr>
           <w:rFonts w:ascii="Times New Roman" w:eastAsia="Times New Roman" w:hAnsi="Times New Roman" w:cs="Times New Roman"/>
@@ -4333,7 +4344,7 @@
     </w:p>
     <w:p>
       <w:pPr>
-        <w:spacing w:before="100" w:beforeAutospacing="1" w:after="100" w:afterAutospacing="1" w:line="240" w:lineRule="auto"/>
+        <w:spacing w:before="100" w:beforeAutospacing="1" w:after="100" w:afterAutospacing="1" w:line="360" w:lineRule="auto"/>
         <w:jc w:val="both"/>
         <w:outlineLvl w:val="1"/>
         <w:rPr>
@@ -4357,7 +4368,7 @@
     </w:p>
     <w:p>
       <w:pPr>
-        <w:spacing w:before="100" w:beforeAutospacing="1" w:after="100" w:afterAutospacing="1" w:line="240" w:lineRule="auto"/>
+        <w:spacing w:before="100" w:beforeAutospacing="1" w:after="100" w:afterAutospacing="1" w:line="360" w:lineRule="auto"/>
         <w:jc w:val="both"/>
         <w:rPr>
           <w:rFonts w:ascii="Times New Roman" w:eastAsia="Times New Roman" w:hAnsi="Times New Roman" w:cs="Times New Roman"/>
@@ -4380,7 +4391,7 @@
           <w:ilvl w:val="0"/>
           <w:numId w:val="23"/>
         </w:numPr>
-        <w:spacing w:before="100" w:beforeAutospacing="1" w:after="100" w:afterAutospacing="1" w:line="240" w:lineRule="auto"/>
+        <w:spacing w:before="100" w:beforeAutospacing="1" w:after="100" w:afterAutospacing="1" w:line="360" w:lineRule="auto"/>
         <w:jc w:val="both"/>
         <w:rPr>
           <w:rFonts w:ascii="Times New Roman" w:eastAsia="Times New Roman" w:hAnsi="Times New Roman" w:cs="Times New Roman"/>
@@ -4403,7 +4414,7 @@
           <w:ilvl w:val="0"/>
           <w:numId w:val="23"/>
         </w:numPr>
-        <w:spacing w:before="100" w:beforeAutospacing="1" w:after="100" w:afterAutospacing="1" w:line="240" w:lineRule="auto"/>
+        <w:spacing w:before="100" w:beforeAutospacing="1" w:after="100" w:afterAutospacing="1" w:line="360" w:lineRule="auto"/>
         <w:jc w:val="both"/>
         <w:rPr>
           <w:rFonts w:ascii="Times New Roman" w:eastAsia="Times New Roman" w:hAnsi="Times New Roman" w:cs="Times New Roman"/>
@@ -4426,7 +4437,7 @@
           <w:ilvl w:val="0"/>
           <w:numId w:val="23"/>
         </w:numPr>
-        <w:spacing w:before="100" w:beforeAutospacing="1" w:after="100" w:afterAutospacing="1" w:line="240" w:lineRule="auto"/>
+        <w:spacing w:before="100" w:beforeAutospacing="1" w:after="100" w:afterAutospacing="1" w:line="360" w:lineRule="auto"/>
         <w:jc w:val="both"/>
         <w:rPr>
           <w:rFonts w:ascii="Times New Roman" w:eastAsia="Times New Roman" w:hAnsi="Times New Roman" w:cs="Times New Roman"/>
@@ -4449,59 +4460,36 @@
           <w:ilvl w:val="0"/>
           <w:numId w:val="23"/>
         </w:numPr>
-        <w:spacing w:before="100" w:beforeAutospacing="1" w:after="100" w:afterAutospacing="1" w:line="240" w:lineRule="auto"/>
-        <w:jc w:val="both"/>
-        <w:rPr>
-          <w:rFonts w:ascii="Times New Roman" w:eastAsia="Times New Roman" w:hAnsi="Times New Roman" w:cs="Times New Roman"/>
-          <w:sz w:val="24"/>
-          <w:szCs w:val="24"/>
-        </w:rPr>
-      </w:pPr>
-      <w:r>
-        <w:rPr>
-          <w:rFonts w:ascii="Times New Roman" w:eastAsia="Times New Roman" w:hAnsi="Times New Roman" w:cs="Times New Roman"/>
-          <w:sz w:val="24"/>
-          <w:szCs w:val="24"/>
-        </w:rPr>
-        <w:t>Avoid sharing authentication information with others.</w:t>
-      </w:r>
-    </w:p>
-    <w:p>
-      <w:pPr>
-        <w:spacing w:before="100" w:beforeAutospacing="1" w:after="100" w:afterAutospacing="1" w:line="240" w:lineRule="auto"/>
-        <w:jc w:val="both"/>
-        <w:rPr>
-          <w:rFonts w:ascii="Times New Roman" w:eastAsia="Times New Roman" w:hAnsi="Times New Roman" w:cs="Times New Roman"/>
-          <w:sz w:val="24"/>
-          <w:szCs w:val="24"/>
-        </w:rPr>
-      </w:pPr>
-    </w:p>
-    <w:p>
-      <w:pPr>
-        <w:spacing w:before="100" w:beforeAutospacing="1" w:after="100" w:afterAutospacing="1" w:line="240" w:lineRule="auto"/>
-        <w:jc w:val="both"/>
-        <w:rPr>
-          <w:rFonts w:ascii="Times New Roman" w:eastAsia="Times New Roman" w:hAnsi="Times New Roman" w:cs="Times New Roman"/>
-          <w:sz w:val="24"/>
-          <w:szCs w:val="24"/>
-        </w:rPr>
-      </w:pPr>
-    </w:p>
-    <w:p>
-      <w:pPr>
-        <w:spacing w:before="100" w:beforeAutospacing="1" w:after="100" w:afterAutospacing="1" w:line="240" w:lineRule="auto"/>
-        <w:jc w:val="both"/>
-        <w:rPr>
-          <w:rFonts w:ascii="Times New Roman" w:eastAsia="Times New Roman" w:hAnsi="Times New Roman" w:cs="Times New Roman"/>
-          <w:sz w:val="24"/>
-          <w:szCs w:val="24"/>
-        </w:rPr>
-      </w:pPr>
-    </w:p>
-    <w:p>
-      <w:pPr>
-        <w:spacing w:before="100" w:beforeAutospacing="1" w:after="100" w:afterAutospacing="1" w:line="240" w:lineRule="auto"/>
+        <w:spacing w:before="100" w:beforeAutospacing="1" w:after="100" w:afterAutospacing="1" w:line="360" w:lineRule="auto"/>
+        <w:jc w:val="both"/>
+        <w:rPr>
+          <w:rFonts w:ascii="Times New Roman" w:eastAsia="Times New Roman" w:hAnsi="Times New Roman" w:cs="Times New Roman"/>
+          <w:sz w:val="24"/>
+          <w:szCs w:val="24"/>
+        </w:rPr>
+      </w:pPr>
+      <w:r>
+        <w:rPr>
+          <w:rFonts w:ascii="Times New Roman" w:eastAsia="Times New Roman" w:hAnsi="Times New Roman" w:cs="Times New Roman"/>
+          <w:sz w:val="24"/>
+          <w:szCs w:val="24"/>
+        </w:rPr>
+        <w:t>Avoid sharing authent</w:t>
+      </w:r>
+      <w:r>
+        <w:rPr>
+          <w:rFonts w:ascii="Times New Roman" w:eastAsia="Times New Roman" w:hAnsi="Times New Roman" w:cs="Times New Roman"/>
+          <w:sz w:val="24"/>
+          <w:szCs w:val="24"/>
+        </w:rPr>
+        <w:t>ication information with others.</w:t>
+      </w:r>
+      <w:bookmarkStart w:id="0" w:name="_GoBack"/>
+      <w:bookmarkEnd w:id="0"/>
+    </w:p>
+    <w:p>
+      <w:pPr>
+        <w:spacing w:before="100" w:beforeAutospacing="1" w:after="100" w:afterAutospacing="1" w:line="360" w:lineRule="auto"/>
         <w:jc w:val="both"/>
         <w:outlineLvl w:val="1"/>
         <w:rPr>
@@ -4526,7 +4514,7 @@
     </w:p>
     <w:p>
       <w:pPr>
-        <w:spacing w:before="100" w:beforeAutospacing="1" w:after="100" w:afterAutospacing="1" w:line="240" w:lineRule="auto"/>
+        <w:spacing w:before="100" w:beforeAutospacing="1" w:after="100" w:afterAutospacing="1" w:line="360" w:lineRule="auto"/>
         <w:jc w:val="both"/>
         <w:rPr>
           <w:rFonts w:ascii="Times New Roman" w:eastAsia="Times New Roman" w:hAnsi="Times New Roman" w:cs="Times New Roman"/>
@@ -4573,7 +4561,7 @@
     </w:p>
     <w:p>
       <w:pPr>
-        <w:spacing w:before="100" w:beforeAutospacing="1" w:after="100" w:afterAutospacing="1" w:line="240" w:lineRule="auto"/>
+        <w:spacing w:before="100" w:beforeAutospacing="1" w:after="100" w:afterAutospacing="1" w:line="360" w:lineRule="auto"/>
         <w:jc w:val="both"/>
         <w:rPr>
           <w:rFonts w:ascii="Times New Roman" w:eastAsia="Times New Roman" w:hAnsi="Times New Roman" w:cs="Times New Roman"/>
@@ -4608,7 +4596,11 @@
         <w:t xml:space="preserve"> AI platform.</w:t>
       </w:r>
     </w:p>
-    <w:p/>
+    <w:p>
+      <w:pPr>
+        <w:spacing w:line="360" w:lineRule="auto"/>
+      </w:pPr>
+    </w:p>
     <w:sectPr>
       <w:pgSz w:w="12240" w:h="15840"/>
       <w:pgMar w:top="1440" w:right="1440" w:bottom="1440" w:left="1440" w:header="720" w:footer="720" w:gutter="0"/>
